--- a/Documentation (Mini PMS).docx
+++ b/Documentation (Mini PMS).docx
@@ -65,9 +65,11 @@
         </w:rPr>
         <w:t xml:space="preserve">Technology: </w:t>
       </w:r>
+      <w:proofErr w:type="spellStart"/>
       <w:r>
         <w:t>FastAPI</w:t>
       </w:r>
+      <w:proofErr w:type="spellEnd"/>
       <w:r>
         <w:rPr>
           <w:b/>
@@ -76,8 +78,13 @@
         <w:t xml:space="preserve"> </w:t>
       </w:r>
       <w:r>
-        <w:t>+ PostgreSQL + SQLAlchemy</w:t>
-      </w:r>
+        <w:t xml:space="preserve">+ PostgreSQL + </w:t>
+      </w:r>
+      <w:proofErr w:type="spellStart"/>
+      <w:r>
+        <w:t>SQLAlchemy</w:t>
+      </w:r>
+      <w:proofErr w:type="spellEnd"/>
     </w:p>
     <w:p>
       <w:r>
@@ -262,7 +269,15 @@
         </w:numPr>
       </w:pPr>
       <w:r>
-        <w:t>Virtual environment activated (menv)</w:t>
+        <w:t>Virtual environment activated (</w:t>
+      </w:r>
+      <w:proofErr w:type="spellStart"/>
+      <w:r>
+        <w:t>menv</w:t>
+      </w:r>
+      <w:proofErr w:type="spellEnd"/>
+      <w:r>
+        <w:t>)</w:t>
       </w:r>
     </w:p>
     <w:p>
@@ -283,9 +298,11 @@
           <w:numId w:val="2"/>
         </w:numPr>
       </w:pPr>
+      <w:proofErr w:type="spellStart"/>
       <w:r>
         <w:t>FastAPI</w:t>
       </w:r>
+      <w:proofErr w:type="spellEnd"/>
     </w:p>
     <w:p>
       <w:pPr>
@@ -294,9 +311,11 @@
           <w:numId w:val="2"/>
         </w:numPr>
       </w:pPr>
+      <w:proofErr w:type="spellStart"/>
       <w:r>
         <w:t>Uvicorn</w:t>
       </w:r>
+      <w:proofErr w:type="spellEnd"/>
     </w:p>
     <w:p>
       <w:pPr>
@@ -305,9 +324,11 @@
           <w:numId w:val="2"/>
         </w:numPr>
       </w:pPr>
+      <w:proofErr w:type="spellStart"/>
       <w:r>
         <w:t>SQLAlchemy</w:t>
       </w:r>
+      <w:proofErr w:type="spellEnd"/>
     </w:p>
     <w:p>
       <w:pPr>
@@ -328,8 +349,13 @@
         </w:numPr>
       </w:pPr>
       <w:r>
-        <w:t>python-dotenv</w:t>
-      </w:r>
+        <w:t>python-</w:t>
+      </w:r>
+      <w:proofErr w:type="spellStart"/>
+      <w:r>
+        <w:t>dotenv</w:t>
+      </w:r>
+      <w:proofErr w:type="spellEnd"/>
     </w:p>
     <w:p>
       <w:pPr>
@@ -339,7 +365,15 @@
         </w:numPr>
       </w:pPr>
       <w:r>
-        <w:t>PostgreSQL database taskdb created and connected</w:t>
+        <w:t xml:space="preserve">PostgreSQL database </w:t>
+      </w:r>
+      <w:proofErr w:type="spellStart"/>
+      <w:r>
+        <w:t>taskdb</w:t>
+      </w:r>
+      <w:proofErr w:type="spellEnd"/>
+      <w:r>
+        <w:t xml:space="preserve"> created and connected</w:t>
       </w:r>
     </w:p>
     <w:p>
@@ -351,7 +385,15 @@
       </w:pPr>
       <w:r>
         <w:lastRenderedPageBreak/>
-        <w:t>Database tables created automatically via SQLAlchemy ORM:</w:t>
+        <w:t xml:space="preserve">Database tables created automatically via </w:t>
+      </w:r>
+      <w:proofErr w:type="spellStart"/>
+      <w:r>
+        <w:t>SQLAlchemy</w:t>
+      </w:r>
+      <w:proofErr w:type="spellEnd"/>
+      <w:r>
+        <w:t xml:space="preserve"> ORM:</w:t>
       </w:r>
     </w:p>
     <w:p>
@@ -651,8 +693,13 @@
     </w:p>
     <w:p>
       <w:r>
-        <w:t>└── .env</w:t>
-      </w:r>
+        <w:t>└─</w:t>
+      </w:r>
+      <w:proofErr w:type="gramStart"/>
+      <w:r>
+        <w:t>─ .env</w:t>
+      </w:r>
+      <w:proofErr w:type="gramEnd"/>
     </w:p>
     <w:p>
       <w:r>
@@ -683,7 +730,15 @@
       </w:pPr>
       <w:r>
         <w:lastRenderedPageBreak/>
-        <w:t>database.py → SQLAlchemy engine, session factory, and Base metadata</w:t>
+        <w:t xml:space="preserve">database.py → </w:t>
+      </w:r>
+      <w:proofErr w:type="spellStart"/>
+      <w:r>
+        <w:t>SQLAlchemy</w:t>
+      </w:r>
+      <w:proofErr w:type="spellEnd"/>
+      <w:r>
+        <w:t xml:space="preserve"> engine, session factory, and Base metadata</w:t>
       </w:r>
     </w:p>
     <w:p>
@@ -705,7 +760,15 @@
         </w:numPr>
       </w:pPr>
       <w:r>
-        <w:t>schemas/ → Pydantic models for request validation and response serialization</w:t>
+        <w:t xml:space="preserve">schemas/ → </w:t>
+      </w:r>
+      <w:proofErr w:type="spellStart"/>
+      <w:r>
+        <w:t>Pydantic</w:t>
+      </w:r>
+      <w:proofErr w:type="spellEnd"/>
+      <w:r>
+        <w:t xml:space="preserve"> models for request validation and response serialization</w:t>
       </w:r>
     </w:p>
     <w:p>
@@ -890,7 +953,15 @@
         </w:numPr>
       </w:pPr>
       <w:r>
-        <w:t>GET /projects/{project_id} → Get project by ID</w:t>
+        <w:t>GET /projects/{</w:t>
+      </w:r>
+      <w:proofErr w:type="spellStart"/>
+      <w:r>
+        <w:t>project_id</w:t>
+      </w:r>
+      <w:proofErr w:type="spellEnd"/>
+      <w:r>
+        <w:t>} → Get project by ID</w:t>
       </w:r>
     </w:p>
     <w:p>
@@ -910,7 +981,15 @@
         </w:numPr>
       </w:pPr>
       <w:r>
-        <w:t>Foreign key relationship: owner_id references users.id</w:t>
+        <w:t xml:space="preserve">Foreign key relationship: </w:t>
+      </w:r>
+      <w:proofErr w:type="spellStart"/>
+      <w:r>
+        <w:t>owner_id</w:t>
+      </w:r>
+      <w:proofErr w:type="spellEnd"/>
+      <w:r>
+        <w:t xml:space="preserve"> references users.id</w:t>
       </w:r>
     </w:p>
     <w:p>
@@ -975,7 +1054,15 @@
         </w:numPr>
       </w:pPr>
       <w:r>
-        <w:t>POST /tasks/project/{project_id}/tasks → Create a task under a project</w:t>
+        <w:t>POST /tasks/project/{</w:t>
+      </w:r>
+      <w:proofErr w:type="spellStart"/>
+      <w:r>
+        <w:t>project_id</w:t>
+      </w:r>
+      <w:proofErr w:type="spellEnd"/>
+      <w:r>
+        <w:t>}/tasks → Create a task under a project</w:t>
       </w:r>
     </w:p>
     <w:p>
@@ -997,7 +1084,15 @@
         </w:numPr>
       </w:pPr>
       <w:r>
-        <w:t>GET /tasks/{task_id} → Get a task by ID</w:t>
+        <w:t>GET /tasks/{</w:t>
+      </w:r>
+      <w:proofErr w:type="spellStart"/>
+      <w:r>
+        <w:t>task_id</w:t>
+      </w:r>
+      <w:proofErr w:type="spellEnd"/>
+      <w:r>
+        <w:t>} → Get a task by ID</w:t>
       </w:r>
     </w:p>
     <w:p>
@@ -1017,7 +1112,15 @@
         </w:numPr>
       </w:pPr>
       <w:r>
-        <w:t>Foreign key relationship: project_id references projects.id</w:t>
+        <w:t xml:space="preserve">Foreign key relationship: </w:t>
+      </w:r>
+      <w:proofErr w:type="spellStart"/>
+      <w:r>
+        <w:t>project_id</w:t>
+      </w:r>
+      <w:proofErr w:type="spellEnd"/>
+      <w:r>
+        <w:t xml:space="preserve"> references projects.id</w:t>
       </w:r>
     </w:p>
     <w:p>
@@ -1119,7 +1222,15 @@
         </w:numPr>
       </w:pPr>
       <w:r>
-        <w:t>Ensures relational integrity using SQLAlchemy Foreign Keys</w:t>
+        <w:t xml:space="preserve">Ensures relational integrity using </w:t>
+      </w:r>
+      <w:proofErr w:type="spellStart"/>
+      <w:r>
+        <w:t>SQLAlchemy</w:t>
+      </w:r>
+      <w:proofErr w:type="spellEnd"/>
+      <w:r>
+        <w:t xml:space="preserve"> Foreign Keys</w:t>
       </w:r>
     </w:p>
     <w:p>
@@ -1344,13 +1455,31 @@
       <w:r>
         <w:t xml:space="preserve">Multi-module backend design using </w:t>
       </w:r>
-      <w:r>
-        <w:rPr>
-          <w:b/>
-          <w:bCs/>
-        </w:rPr>
-        <w:t>FastAPI and APIRouter</w:t>
-      </w:r>
+      <w:proofErr w:type="spellStart"/>
+      <w:r>
+        <w:rPr>
+          <w:b/>
+          <w:bCs/>
+        </w:rPr>
+        <w:t>FastAPI</w:t>
+      </w:r>
+      <w:proofErr w:type="spellEnd"/>
+      <w:r>
+        <w:rPr>
+          <w:b/>
+          <w:bCs/>
+        </w:rPr>
+        <w:t xml:space="preserve"> and </w:t>
+      </w:r>
+      <w:proofErr w:type="spellStart"/>
+      <w:r>
+        <w:rPr>
+          <w:b/>
+          <w:bCs/>
+        </w:rPr>
+        <w:t>APIRouter</w:t>
+      </w:r>
+      <w:proofErr w:type="spellEnd"/>
     </w:p>
     <w:p>
       <w:pPr>
@@ -1359,8 +1488,13 @@
           <w:numId w:val="13"/>
         </w:numPr>
       </w:pPr>
-      <w:r>
-        <w:t xml:space="preserve">SQLAlchemy </w:t>
+      <w:proofErr w:type="spellStart"/>
+      <w:r>
+        <w:t>SQLAlchemy</w:t>
+      </w:r>
+      <w:proofErr w:type="spellEnd"/>
+      <w:r>
+        <w:t xml:space="preserve"> </w:t>
       </w:r>
       <w:r>
         <w:rPr>
@@ -1435,7 +1569,15 @@
         </w:numPr>
       </w:pPr>
       <w:r>
-        <w:t>Status tracking in tasks (pending, in_progress, completed)</w:t>
+        <w:t xml:space="preserve">Status tracking in tasks (pending, </w:t>
+      </w:r>
+      <w:proofErr w:type="spellStart"/>
+      <w:r>
+        <w:t>in_progress</w:t>
+      </w:r>
+      <w:proofErr w:type="spellEnd"/>
+      <w:r>
+        <w:t>, completed)</w:t>
       </w:r>
     </w:p>
     <w:p>
@@ -1563,6 +1705,7 @@
       <w:r>
         <w:t xml:space="preserve">Building a multi-module backend system in </w:t>
       </w:r>
+      <w:proofErr w:type="spellStart"/>
       <w:r>
         <w:rPr>
           <w:b/>
@@ -1570,6 +1713,7 @@
         </w:rPr>
         <w:t>FastAPI</w:t>
       </w:r>
+      <w:proofErr w:type="spellEnd"/>
     </w:p>
     <w:p>
       <w:pPr>
@@ -1602,12 +1746,21 @@
       <w:r>
         <w:t xml:space="preserve">Proper use of </w:t>
       </w:r>
-      <w:r>
-        <w:rPr>
-          <w:b/>
-          <w:bCs/>
-        </w:rPr>
-        <w:t>SQLAlchemy ORM and session management</w:t>
+      <w:proofErr w:type="spellStart"/>
+      <w:r>
+        <w:rPr>
+          <w:b/>
+          <w:bCs/>
+        </w:rPr>
+        <w:t>SQLAlchemy</w:t>
+      </w:r>
+      <w:proofErr w:type="spellEnd"/>
+      <w:r>
+        <w:rPr>
+          <w:b/>
+          <w:bCs/>
+        </w:rPr>
+        <w:t xml:space="preserve"> ORM and session management</w:t>
       </w:r>
     </w:p>
     <w:p>
@@ -1658,36 +1811,46 @@
         <w:t>Preparing the backend for future features such as authentication tokens, role-based access, and task status updates</w:t>
       </w:r>
     </w:p>
-    <w:p>
-      <w:r>
-        <w:pict w14:anchorId="46F76ADE">
-          <v:rect id="_x0000_i1036" style="width:0;height:1.5pt" o:hralign="center" o:hrstd="t" o:hr="t" fillcolor="#a0a0a0" stroked="f"/>
+    <w:p/>
+    <w:p/>
+    <w:p>
+      <w:r>
+        <w:pict w14:anchorId="4AFDB52D">
+          <v:rect id="_x0000_i1143" style="width:0;height:1.5pt" o:hralign="center" o:hrstd="t" o:hr="t" fillcolor="#a0a0a0" stroked="f"/>
         </w:pict>
       </w:r>
     </w:p>
     <w:p>
       <w:pPr>
-        <w:rPr>
-          <w:b/>
-          <w:bCs/>
-        </w:rPr>
-      </w:pPr>
-    </w:p>
-    <w:p>
-      <w:r>
         <w:rPr>
           <w:b/>
           <w:bCs/>
           <w:sz w:val="28"/>
           <w:szCs w:val="28"/>
         </w:rPr>
-        <w:t>Day 05 – JWT Authentication</w:t>
-      </w:r>
-      <w:r>
-        <w:rPr>
+      </w:pPr>
+      <w:r>
+        <w:rPr>
+          <w:b/>
+          <w:bCs/>
           <w:sz w:val="28"/>
           <w:szCs w:val="28"/>
         </w:rPr>
+        <w:t>Day 05 – OAuth2 JWT Authentication</w:t>
+      </w:r>
+    </w:p>
+    <w:p>
+      <w:r>
+        <w:rPr>
+          <w:b/>
+          <w:bCs/>
+        </w:rPr>
+        <w:t>Project:</w:t>
+      </w:r>
+      <w:r>
+        <w:t xml:space="preserve"> Mini Project Management System (Full Backend with Users, Projects, and Tasks + OAuth2 JWT Authentication)</w:t>
+      </w:r>
+      <w:r>
         <w:br/>
       </w:r>
       <w:r>
@@ -1695,29 +1858,32 @@
           <w:b/>
           <w:bCs/>
         </w:rPr>
-        <w:t>Project:</w:t>
-      </w:r>
-      <w:r>
-        <w:t xml:space="preserve"> Mini Project Management System (Full Backend with Users, Projects, and Tasks + JWT Authentication)</w:t>
-      </w:r>
-      <w:r>
-        <w:br/>
-      </w:r>
-      <w:r>
-        <w:rPr>
-          <w:b/>
-          <w:bCs/>
-        </w:rPr>
         <w:t>Technology:</w:t>
       </w:r>
       <w:r>
-        <w:t xml:space="preserve"> FastAPI + PostgreSQL + SQLAlchemy + JWT</w:t>
-      </w:r>
-    </w:p>
-    <w:p>
-      <w:r>
-        <w:pict w14:anchorId="1FE59AC4">
-          <v:rect id="_x0000_i1038" style="width:0;height:1.5pt" o:hralign="center" o:hrstd="t" o:hr="t" fillcolor="#a0a0a0" stroked="f"/>
+        <w:t xml:space="preserve"> </w:t>
+      </w:r>
+      <w:proofErr w:type="spellStart"/>
+      <w:r>
+        <w:t>FastAPI</w:t>
+      </w:r>
+      <w:proofErr w:type="spellEnd"/>
+      <w:r>
+        <w:t xml:space="preserve"> + PostgreSQL + </w:t>
+      </w:r>
+      <w:proofErr w:type="spellStart"/>
+      <w:r>
+        <w:t>SQLAlchemy</w:t>
+      </w:r>
+      <w:proofErr w:type="spellEnd"/>
+      <w:r>
+        <w:t xml:space="preserve"> + JWT (OAuth2PasswordBearer)</w:t>
+      </w:r>
+    </w:p>
+    <w:p>
+      <w:r>
+        <w:pict w14:anchorId="021C5093">
+          <v:rect id="_x0000_i1144" style="width:0;height:1.5pt" o:hralign="center" o:hrstd="t" o:hr="t" fillcolor="#a0a0a0" stroked="f"/>
         </w:pict>
       </w:r>
     </w:p>
@@ -1745,7 +1911,7 @@
           <w:b/>
           <w:bCs/>
         </w:rPr>
-        <w:t>JWT (JSON Web Token) based authentication</w:t>
+        <w:t>OAuth2 password-based JWT authentication</w:t>
       </w:r>
       <w:r>
         <w:t xml:space="preserve"> in the Mini Project Management System.</w:t>
@@ -1759,76 +1925,168 @@
       <w:pPr>
         <w:numPr>
           <w:ilvl w:val="0"/>
-          <w:numId w:val="16"/>
-        </w:numPr>
-      </w:pPr>
-      <w:r>
-        <w:t>Securing user login and API endpoints using JWT tokens</w:t>
+          <w:numId w:val="28"/>
+        </w:numPr>
+      </w:pPr>
+      <w:r>
+        <w:t xml:space="preserve">Securing user login and API endpoints using </w:t>
+      </w:r>
+      <w:r>
+        <w:rPr>
+          <w:b/>
+          <w:bCs/>
+        </w:rPr>
+        <w:t>OAuth2 JWT tokens</w:t>
       </w:r>
     </w:p>
     <w:p>
       <w:pPr>
         <w:numPr>
           <w:ilvl w:val="0"/>
-          <w:numId w:val="16"/>
-        </w:numPr>
-      </w:pPr>
-      <w:r>
-        <w:t>Implementing password hashing and verification</w:t>
-      </w:r>
+          <w:numId w:val="28"/>
+        </w:numPr>
+      </w:pPr>
+      <w:r>
+        <w:t xml:space="preserve">Implementing </w:t>
+      </w:r>
+      <w:r>
+        <w:rPr>
+          <w:b/>
+          <w:bCs/>
+        </w:rPr>
+        <w:t>password hashing and verification</w:t>
+      </w:r>
+      <w:r>
+        <w:t xml:space="preserve"> with </w:t>
+      </w:r>
+      <w:proofErr w:type="spellStart"/>
+      <w:r>
+        <w:t>bcrypt</w:t>
+      </w:r>
+      <w:proofErr w:type="spellEnd"/>
     </w:p>
     <w:p>
       <w:pPr>
         <w:numPr>
           <w:ilvl w:val="0"/>
-          <w:numId w:val="16"/>
-        </w:numPr>
-      </w:pPr>
-      <w:r>
-        <w:t>Protecting routes to allow access only to authenticated users</w:t>
+          <w:numId w:val="28"/>
+        </w:numPr>
+      </w:pPr>
+      <w:r>
+        <w:t xml:space="preserve">Protecting routes to allow access </w:t>
+      </w:r>
+      <w:r>
+        <w:rPr>
+          <w:b/>
+          <w:bCs/>
+        </w:rPr>
+        <w:t>only to authenticated users</w:t>
       </w:r>
     </w:p>
     <w:p>
       <w:pPr>
         <w:numPr>
           <w:ilvl w:val="0"/>
-          <w:numId w:val="16"/>
-        </w:numPr>
-      </w:pPr>
-      <w:r>
-        <w:t>Testing JWT workflow via Swagger UI and curl</w:t>
-      </w:r>
+          <w:numId w:val="28"/>
+        </w:numPr>
+      </w:pPr>
+      <w:r>
+        <w:t xml:space="preserve">Testing the OAuth2 JWT workflow via </w:t>
+      </w:r>
+      <w:r>
+        <w:rPr>
+          <w:b/>
+          <w:bCs/>
+        </w:rPr>
+        <w:t>Swagger UI</w:t>
+      </w:r>
+      <w:r>
+        <w:t xml:space="preserve"> and </w:t>
+      </w:r>
+      <w:proofErr w:type="spellStart"/>
+      <w:r>
+        <w:rPr>
+          <w:b/>
+          <w:bCs/>
+        </w:rPr>
+        <w:t>cURL</w:t>
+      </w:r>
+      <w:proofErr w:type="spellEnd"/>
     </w:p>
     <w:p>
       <w:pPr>
         <w:numPr>
           <w:ilvl w:val="0"/>
-          <w:numId w:val="16"/>
-        </w:numPr>
-      </w:pPr>
-      <w:r>
-        <w:t>Ensuring the backend is secure, production-ready, and scalable</w:t>
-      </w:r>
-    </w:p>
-    <w:p>
-      <w:r>
-        <w:t xml:space="preserve">By the end of the day, the API should allow users to </w:t>
-      </w:r>
-      <w:r>
-        <w:rPr>
-          <w:b/>
-          <w:bCs/>
-        </w:rPr>
-        <w:t>register, login, receive JWT tokens, and access protected routes</w:t>
-      </w:r>
-      <w:r>
-        <w:t xml:space="preserve"> with proper token validation.</w:t>
-      </w:r>
-    </w:p>
-    <w:p>
-      <w:r>
-        <w:pict w14:anchorId="466F17B6">
-          <v:rect id="_x0000_i1039" style="width:0;height:1.5pt" o:hralign="center" o:hrstd="t" o:hr="t" fillcolor="#a0a0a0" stroked="f"/>
+          <w:numId w:val="28"/>
+        </w:numPr>
+      </w:pPr>
+      <w:r>
+        <w:t xml:space="preserve">Ensuring the backend is </w:t>
+      </w:r>
+      <w:r>
+        <w:rPr>
+          <w:b/>
+          <w:bCs/>
+        </w:rPr>
+        <w:t>secure, production-ready, and scalable</w:t>
+      </w:r>
+    </w:p>
+    <w:p>
+      <w:r>
+        <w:t>By the end of the day, the API allows users to:</w:t>
+      </w:r>
+    </w:p>
+    <w:p>
+      <w:pPr>
+        <w:numPr>
+          <w:ilvl w:val="0"/>
+          <w:numId w:val="29"/>
+        </w:numPr>
+      </w:pPr>
+      <w:r>
+        <w:t>Register</w:t>
+      </w:r>
+    </w:p>
+    <w:p>
+      <w:pPr>
+        <w:numPr>
+          <w:ilvl w:val="0"/>
+          <w:numId w:val="29"/>
+        </w:numPr>
+      </w:pPr>
+      <w:r>
+        <w:t xml:space="preserve">Login and receive </w:t>
+      </w:r>
+      <w:r>
+        <w:rPr>
+          <w:b/>
+          <w:bCs/>
+        </w:rPr>
+        <w:t>JWT tokens</w:t>
+      </w:r>
+    </w:p>
+    <w:p>
+      <w:pPr>
+        <w:numPr>
+          <w:ilvl w:val="0"/>
+          <w:numId w:val="29"/>
+        </w:numPr>
+      </w:pPr>
+      <w:r>
+        <w:t xml:space="preserve">Access protected routes using </w:t>
+      </w:r>
+      <w:r>
+        <w:rPr>
+          <w:b/>
+          <w:bCs/>
+        </w:rPr>
+        <w:t>OAuth2 password bearer token authentication</w:t>
+      </w:r>
+    </w:p>
+    <w:p>
+      <w:r>
+        <w:pict w14:anchorId="134BC6FC">
+          <v:rect id="_x0000_i1145" style="width:0;height:1.5pt" o:hralign="center" o:hrstd="t" o:hr="t" fillcolor="#a0a0a0" stroked="f"/>
         </w:pict>
       </w:r>
     </w:p>
@@ -1851,18 +2109,26 @@
       <w:pPr>
         <w:numPr>
           <w:ilvl w:val="0"/>
-          <w:numId w:val="17"/>
-        </w:numPr>
-      </w:pPr>
-      <w:r>
-        <w:t>Virtual environment activated (menv)</w:t>
+          <w:numId w:val="30"/>
+        </w:numPr>
+      </w:pPr>
+      <w:r>
+        <w:t>Virtual environment activated (</w:t>
+      </w:r>
+      <w:proofErr w:type="spellStart"/>
+      <w:r>
+        <w:t>menv</w:t>
+      </w:r>
+      <w:proofErr w:type="spellEnd"/>
+      <w:r>
+        <w:t>)</w:t>
       </w:r>
     </w:p>
     <w:p>
       <w:pPr>
         <w:numPr>
           <w:ilvl w:val="0"/>
-          <w:numId w:val="17"/>
+          <w:numId w:val="30"/>
         </w:numPr>
       </w:pPr>
       <w:r>
@@ -1873,40 +2139,47 @@
       <w:pPr>
         <w:numPr>
           <w:ilvl w:val="1"/>
-          <w:numId w:val="17"/>
-        </w:numPr>
-      </w:pPr>
-      <w:r>
+          <w:numId w:val="30"/>
+        </w:numPr>
+      </w:pPr>
+      <w:proofErr w:type="spellStart"/>
+      <w:r>
+        <w:lastRenderedPageBreak/>
         <w:t>fastapi</w:t>
       </w:r>
+      <w:proofErr w:type="spellEnd"/>
     </w:p>
     <w:p>
       <w:pPr>
         <w:numPr>
           <w:ilvl w:val="1"/>
-          <w:numId w:val="17"/>
-        </w:numPr>
-      </w:pPr>
+          <w:numId w:val="30"/>
+        </w:numPr>
+      </w:pPr>
+      <w:proofErr w:type="spellStart"/>
       <w:r>
         <w:t>uvicorn</w:t>
       </w:r>
+      <w:proofErr w:type="spellEnd"/>
     </w:p>
     <w:p>
       <w:pPr>
         <w:numPr>
           <w:ilvl w:val="1"/>
-          <w:numId w:val="17"/>
-        </w:numPr>
-      </w:pPr>
+          <w:numId w:val="30"/>
+        </w:numPr>
+      </w:pPr>
+      <w:proofErr w:type="spellStart"/>
       <w:r>
         <w:t>sqlalchemy</w:t>
       </w:r>
+      <w:proofErr w:type="spellEnd"/>
     </w:p>
     <w:p>
       <w:pPr>
         <w:numPr>
           <w:ilvl w:val="1"/>
-          <w:numId w:val="17"/>
+          <w:numId w:val="30"/>
         </w:numPr>
       </w:pPr>
       <w:r>
@@ -1917,51 +2190,1423 @@
       <w:pPr>
         <w:numPr>
           <w:ilvl w:val="1"/>
-          <w:numId w:val="17"/>
-        </w:numPr>
-      </w:pPr>
+          <w:numId w:val="30"/>
+        </w:numPr>
+      </w:pPr>
+      <w:r>
+        <w:t>python-</w:t>
+      </w:r>
+      <w:proofErr w:type="spellStart"/>
+      <w:r>
+        <w:t>jose</w:t>
+      </w:r>
+      <w:proofErr w:type="spellEnd"/>
+      <w:r>
+        <w:t>[cryptography] (JWT handling)</w:t>
+      </w:r>
+    </w:p>
+    <w:p>
+      <w:pPr>
+        <w:numPr>
+          <w:ilvl w:val="1"/>
+          <w:numId w:val="30"/>
+        </w:numPr>
+      </w:pPr>
+      <w:proofErr w:type="spellStart"/>
+      <w:r>
+        <w:t>passlib</w:t>
+      </w:r>
+      <w:proofErr w:type="spellEnd"/>
+      <w:r>
+        <w:t>[</w:t>
+      </w:r>
+      <w:proofErr w:type="spellStart"/>
+      <w:r>
+        <w:t>bcrypt</w:t>
+      </w:r>
+      <w:proofErr w:type="spellEnd"/>
+      <w:r>
+        <w:t>] (password hashing)</w:t>
+      </w:r>
+    </w:p>
+    <w:p>
+      <w:pPr>
+        <w:numPr>
+          <w:ilvl w:val="0"/>
+          <w:numId w:val="30"/>
+        </w:numPr>
+      </w:pPr>
+      <w:r>
+        <w:t xml:space="preserve">PostgreSQL database </w:t>
+      </w:r>
+      <w:proofErr w:type="spellStart"/>
+      <w:r>
+        <w:t>taskdb</w:t>
+      </w:r>
+      <w:proofErr w:type="spellEnd"/>
+      <w:r>
+        <w:t xml:space="preserve"> already connected</w:t>
+      </w:r>
+    </w:p>
+    <w:p>
+      <w:pPr>
+        <w:numPr>
+          <w:ilvl w:val="0"/>
+          <w:numId w:val="30"/>
+        </w:numPr>
+      </w:pPr>
+      <w:r>
+        <w:t>Database tables: users, projects, tasks</w:t>
+      </w:r>
+    </w:p>
+    <w:p>
+      <w:r>
+        <w:pict w14:anchorId="5D1D7223">
+          <v:rect id="_x0000_i1146" style="width:0;height:1.5pt" o:hralign="center" o:hrstd="t" o:hr="t" fillcolor="#a0a0a0" stroked="f"/>
+        </w:pict>
+      </w:r>
+    </w:p>
+    <w:p>
+      <w:pPr>
+        <w:rPr>
+          <w:b/>
+          <w:bCs/>
+        </w:rPr>
+      </w:pPr>
+      <w:r>
+        <w:rPr>
+          <w:b/>
+          <w:bCs/>
+        </w:rPr>
+        <w:t>Project Structure (OAuth2 JWT Specific)</w:t>
+      </w:r>
+    </w:p>
+    <w:p>
+      <w:r>
+        <w:t>Project/</w:t>
+      </w:r>
+    </w:p>
+    <w:p>
+      <w:r>
+        <w:rPr>
+          <w:rFonts w:ascii="MS Gothic" w:eastAsia="MS Gothic" w:hAnsi="MS Gothic" w:cs="MS Gothic" w:hint="eastAsia"/>
+        </w:rPr>
+        <w:t>├</w:t>
+      </w:r>
+      <w:r>
+        <w:rPr>
+          <w:rFonts w:ascii="Calibri" w:hAnsi="Calibri" w:cs="Calibri"/>
+        </w:rPr>
+        <w:t>──</w:t>
+      </w:r>
+      <w:r>
+        <w:t xml:space="preserve"> main.py</w:t>
+      </w:r>
+    </w:p>
+    <w:p>
+      <w:r>
+        <w:rPr>
+          <w:rFonts w:ascii="MS Gothic" w:eastAsia="MS Gothic" w:hAnsi="MS Gothic" w:cs="MS Gothic" w:hint="eastAsia"/>
+        </w:rPr>
+        <w:t>├</w:t>
+      </w:r>
+      <w:r>
+        <w:rPr>
+          <w:rFonts w:ascii="Calibri" w:hAnsi="Calibri" w:cs="Calibri"/>
+        </w:rPr>
+        <w:t>──</w:t>
+      </w:r>
+      <w:r>
+        <w:t xml:space="preserve"> database.py</w:t>
+      </w:r>
+    </w:p>
+    <w:p>
+      <w:r>
+        <w:rPr>
+          <w:rFonts w:ascii="MS Gothic" w:eastAsia="MS Gothic" w:hAnsi="MS Gothic" w:cs="MS Gothic" w:hint="eastAsia"/>
+        </w:rPr>
+        <w:t>├</w:t>
+      </w:r>
+      <w:r>
+        <w:rPr>
+          <w:rFonts w:ascii="Calibri" w:hAnsi="Calibri" w:cs="Calibri"/>
+        </w:rPr>
+        <w:t>──</w:t>
+      </w:r>
+      <w:r>
+        <w:t xml:space="preserve"> routers/</w:t>
+      </w:r>
+    </w:p>
+    <w:p>
+      <w:r>
+        <w:t>│   └── user_routes.py</w:t>
+      </w:r>
+    </w:p>
+    <w:p>
+      <w:r>
+        <w:rPr>
+          <w:rFonts w:ascii="MS Gothic" w:eastAsia="MS Gothic" w:hAnsi="MS Gothic" w:cs="MS Gothic" w:hint="eastAsia"/>
+        </w:rPr>
+        <w:t>├</w:t>
+      </w:r>
+      <w:r>
+        <w:rPr>
+          <w:rFonts w:ascii="Calibri" w:hAnsi="Calibri" w:cs="Calibri"/>
+        </w:rPr>
+        <w:t>──</w:t>
+      </w:r>
+      <w:r>
+        <w:t xml:space="preserve"> models/</w:t>
+      </w:r>
+    </w:p>
+    <w:p>
+      <w:r>
+        <w:t>│   └── user.py</w:t>
+      </w:r>
+    </w:p>
+    <w:p>
+      <w:r>
+        <w:rPr>
+          <w:rFonts w:ascii="MS Gothic" w:eastAsia="MS Gothic" w:hAnsi="MS Gothic" w:cs="MS Gothic" w:hint="eastAsia"/>
+        </w:rPr>
+        <w:t>├</w:t>
+      </w:r>
+      <w:r>
+        <w:rPr>
+          <w:rFonts w:ascii="Calibri" w:hAnsi="Calibri" w:cs="Calibri"/>
+        </w:rPr>
+        <w:t>──</w:t>
+      </w:r>
+      <w:r>
+        <w:t xml:space="preserve"> schemas/</w:t>
+      </w:r>
+    </w:p>
+    <w:p>
+      <w:r>
+        <w:t>│   └── user_schema.py</w:t>
+      </w:r>
+    </w:p>
+    <w:p>
+      <w:r>
+        <w:rPr>
+          <w:rFonts w:ascii="MS Gothic" w:eastAsia="MS Gothic" w:hAnsi="MS Gothic" w:cs="MS Gothic" w:hint="eastAsia"/>
+        </w:rPr>
+        <w:t>├</w:t>
+      </w:r>
+      <w:r>
+        <w:rPr>
+          <w:rFonts w:ascii="Calibri" w:hAnsi="Calibri" w:cs="Calibri"/>
+        </w:rPr>
+        <w:t>──</w:t>
+      </w:r>
+      <w:r>
+        <w:t xml:space="preserve"> utils/</w:t>
+      </w:r>
+    </w:p>
+    <w:p>
+      <w:r>
+        <w:t xml:space="preserve">│   </w:t>
+      </w:r>
+      <w:r>
+        <w:rPr>
+          <w:rFonts w:ascii="MS Gothic" w:eastAsia="MS Gothic" w:hAnsi="MS Gothic" w:cs="MS Gothic" w:hint="eastAsia"/>
+        </w:rPr>
+        <w:t>├</w:t>
+      </w:r>
+      <w:r>
+        <w:rPr>
+          <w:rFonts w:ascii="Calibri" w:hAnsi="Calibri" w:cs="Calibri"/>
+        </w:rPr>
+        <w:t>──</w:t>
+      </w:r>
+      <w:r>
+        <w:t xml:space="preserve"> security.py      # Password hashing &amp; OAuth2 JWT verification</w:t>
+      </w:r>
+    </w:p>
+    <w:p>
+      <w:r>
+        <w:t>│   └── jwt_handler.py   # Create &amp; decode JWT tokens</w:t>
+      </w:r>
+    </w:p>
+    <w:p>
+      <w:r>
+        <w:t>└── dependencies.py      # Shortcut dependencies for current user &amp; DB</w:t>
+      </w:r>
+    </w:p>
+    <w:p>
+      <w:r>
+        <w:pict w14:anchorId="4DB08939">
+          <v:rect id="_x0000_i1147" style="width:0;height:1.5pt" o:hralign="center" o:hrstd="t" o:hr="t" fillcolor="#a0a0a0" stroked="f"/>
+        </w:pict>
+      </w:r>
+    </w:p>
+    <w:p>
+      <w:pPr>
+        <w:rPr>
+          <w:b/>
+          <w:bCs/>
+        </w:rPr>
+      </w:pPr>
+    </w:p>
+    <w:p>
+      <w:pPr>
+        <w:rPr>
+          <w:b/>
+          <w:bCs/>
+        </w:rPr>
+      </w:pPr>
+      <w:r>
+        <w:rPr>
+          <w:b/>
+          <w:bCs/>
+        </w:rPr>
+        <w:t xml:space="preserve"> </w:t>
+      </w:r>
+      <w:r>
+        <w:rPr>
+          <w:b/>
+          <w:bCs/>
+        </w:rPr>
+        <w:t>Responsibilities of OAuth2 JWT Layers</w:t>
+      </w:r>
+    </w:p>
+    <w:tbl>
+      <w:tblPr>
+        <w:tblW w:w="0" w:type="auto"/>
+        <w:tblCellSpacing w:w="15" w:type="dxa"/>
+        <w:tblCellMar>
+          <w:top w:w="15" w:type="dxa"/>
+          <w:left w:w="15" w:type="dxa"/>
+          <w:bottom w:w="15" w:type="dxa"/>
+          <w:right w:w="15" w:type="dxa"/>
+        </w:tblCellMar>
+        <w:tblLook w:val="04A0" w:firstRow="1" w:lastRow="0" w:firstColumn="1" w:lastColumn="0" w:noHBand="0" w:noVBand="1"/>
+      </w:tblPr>
+      <w:tblGrid>
+        <w:gridCol w:w="2332"/>
+        <w:gridCol w:w="7028"/>
+      </w:tblGrid>
+      <w:tr>
+        <w:trPr>
+          <w:tblHeader/>
+          <w:tblCellSpacing w:w="15" w:type="dxa"/>
+        </w:trPr>
+        <w:tc>
+          <w:tcPr>
+            <w:tcW w:w="0" w:type="auto"/>
+            <w:vAlign w:val="center"/>
+            <w:hideMark/>
+          </w:tcPr>
+          <w:p>
+            <w:pPr>
+              <w:rPr>
+                <w:b/>
+                <w:bCs/>
+              </w:rPr>
+            </w:pPr>
+            <w:r>
+              <w:rPr>
+                <w:b/>
+                <w:bCs/>
+              </w:rPr>
+              <w:lastRenderedPageBreak/>
+              <w:t>File</w:t>
+            </w:r>
+          </w:p>
+        </w:tc>
+        <w:tc>
+          <w:tcPr>
+            <w:tcW w:w="0" w:type="auto"/>
+            <w:vAlign w:val="center"/>
+            <w:hideMark/>
+          </w:tcPr>
+          <w:p>
+            <w:pPr>
+              <w:rPr>
+                <w:b/>
+                <w:bCs/>
+              </w:rPr>
+            </w:pPr>
+            <w:r>
+              <w:rPr>
+                <w:b/>
+                <w:bCs/>
+              </w:rPr>
+              <w:t>Responsibility</w:t>
+            </w:r>
+          </w:p>
+        </w:tc>
+      </w:tr>
+      <w:tr>
+        <w:trPr>
+          <w:tblCellSpacing w:w="15" w:type="dxa"/>
+        </w:trPr>
+        <w:tc>
+          <w:tcPr>
+            <w:tcW w:w="0" w:type="auto"/>
+            <w:vAlign w:val="center"/>
+            <w:hideMark/>
+          </w:tcPr>
+          <w:p>
+            <w:r>
+              <w:t>utils/security.py</w:t>
+            </w:r>
+          </w:p>
+        </w:tc>
+        <w:tc>
+          <w:tcPr>
+            <w:tcW w:w="0" w:type="auto"/>
+            <w:vAlign w:val="center"/>
+            <w:hideMark/>
+          </w:tcPr>
+          <w:p>
+            <w:r>
+              <w:t>Password hashing/verification, OAuth2 token extraction (OAuth2PasswordBearer)</w:t>
+            </w:r>
+          </w:p>
+        </w:tc>
+      </w:tr>
+      <w:tr>
+        <w:trPr>
+          <w:tblCellSpacing w:w="15" w:type="dxa"/>
+        </w:trPr>
+        <w:tc>
+          <w:tcPr>
+            <w:tcW w:w="0" w:type="auto"/>
+            <w:vAlign w:val="center"/>
+            <w:hideMark/>
+          </w:tcPr>
+          <w:p>
+            <w:r>
+              <w:t>utils/jwt_handler.py</w:t>
+            </w:r>
+          </w:p>
+        </w:tc>
+        <w:tc>
+          <w:tcPr>
+            <w:tcW w:w="0" w:type="auto"/>
+            <w:vAlign w:val="center"/>
+            <w:hideMark/>
+          </w:tcPr>
+          <w:p>
+            <w:r>
+              <w:t>Generate and decode JWT tokens with expiry</w:t>
+            </w:r>
+          </w:p>
+        </w:tc>
+      </w:tr>
+      <w:tr>
+        <w:trPr>
+          <w:tblCellSpacing w:w="15" w:type="dxa"/>
+        </w:trPr>
+        <w:tc>
+          <w:tcPr>
+            <w:tcW w:w="0" w:type="auto"/>
+            <w:vAlign w:val="center"/>
+            <w:hideMark/>
+          </w:tcPr>
+          <w:p>
+            <w:r>
+              <w:t>dependencies.py</w:t>
+            </w:r>
+          </w:p>
+        </w:tc>
+        <w:tc>
+          <w:tcPr>
+            <w:tcW w:w="0" w:type="auto"/>
+            <w:vAlign w:val="center"/>
+            <w:hideMark/>
+          </w:tcPr>
+          <w:p>
+            <w:r>
+              <w:t>Provide shortcut dependencies to get current user from OAuth2 JWT token</w:t>
+            </w:r>
+          </w:p>
+        </w:tc>
+      </w:tr>
+      <w:tr>
+        <w:trPr>
+          <w:tblCellSpacing w:w="15" w:type="dxa"/>
+        </w:trPr>
+        <w:tc>
+          <w:tcPr>
+            <w:tcW w:w="0" w:type="auto"/>
+            <w:vAlign w:val="center"/>
+            <w:hideMark/>
+          </w:tcPr>
+          <w:p>
+            <w:r>
+              <w:t>routers/user_routes.py</w:t>
+            </w:r>
+          </w:p>
+        </w:tc>
+        <w:tc>
+          <w:tcPr>
+            <w:tcW w:w="0" w:type="auto"/>
+            <w:vAlign w:val="center"/>
+            <w:hideMark/>
+          </w:tcPr>
+          <w:p>
+            <w:r>
+              <w:t xml:space="preserve">  </w:t>
+            </w:r>
+            <w:r>
+              <w:t>Endpoints for /register, /login, /me using OAuth2 JWT</w:t>
+            </w:r>
+          </w:p>
+        </w:tc>
+      </w:tr>
+    </w:tbl>
+    <w:p>
+      <w:r>
+        <w:pict w14:anchorId="088D27C0">
+          <v:rect id="_x0000_i1148" style="width:0;height:1.5pt" o:hralign="center" o:hrstd="t" o:hr="t" fillcolor="#a0a0a0" stroked="f"/>
+        </w:pict>
+      </w:r>
+    </w:p>
+    <w:p>
+      <w:pPr>
+        <w:rPr>
+          <w:b/>
+          <w:bCs/>
+        </w:rPr>
+      </w:pPr>
+      <w:r>
+        <w:rPr>
+          <w:b/>
+          <w:bCs/>
+        </w:rPr>
+        <w:t>Modules &amp; Endpoints Implemented (OAuth2 JWT)</w:t>
+      </w:r>
+    </w:p>
+    <w:p>
+      <w:r>
+        <w:rPr>
+          <w:b/>
+          <w:bCs/>
+        </w:rPr>
+        <w:t>Users Module – Authentication Endpoints</w:t>
+      </w:r>
+    </w:p>
+    <w:tbl>
+      <w:tblPr>
+        <w:tblW w:w="0" w:type="auto"/>
+        <w:tblCellSpacing w:w="15" w:type="dxa"/>
+        <w:tblCellMar>
+          <w:top w:w="15" w:type="dxa"/>
+          <w:left w:w="15" w:type="dxa"/>
+          <w:bottom w:w="15" w:type="dxa"/>
+          <w:right w:w="15" w:type="dxa"/>
+        </w:tblCellMar>
+        <w:tblLook w:val="04A0" w:firstRow="1" w:lastRow="0" w:firstColumn="1" w:lastColumn="0" w:noHBand="0" w:noVBand="1"/>
+      </w:tblPr>
+      <w:tblGrid>
+        <w:gridCol w:w="1514"/>
+        <w:gridCol w:w="859"/>
+        <w:gridCol w:w="6404"/>
+      </w:tblGrid>
+      <w:tr>
+        <w:trPr>
+          <w:tblHeader/>
+          <w:tblCellSpacing w:w="15" w:type="dxa"/>
+        </w:trPr>
+        <w:tc>
+          <w:tcPr>
+            <w:tcW w:w="0" w:type="auto"/>
+            <w:vAlign w:val="center"/>
+            <w:hideMark/>
+          </w:tcPr>
+          <w:p>
+            <w:pPr>
+              <w:rPr>
+                <w:b/>
+                <w:bCs/>
+              </w:rPr>
+            </w:pPr>
+            <w:r>
+              <w:rPr>
+                <w:b/>
+                <w:bCs/>
+              </w:rPr>
+              <w:t>Endpoint</w:t>
+            </w:r>
+          </w:p>
+        </w:tc>
+        <w:tc>
+          <w:tcPr>
+            <w:tcW w:w="0" w:type="auto"/>
+            <w:vAlign w:val="center"/>
+            <w:hideMark/>
+          </w:tcPr>
+          <w:p>
+            <w:pPr>
+              <w:rPr>
+                <w:b/>
+                <w:bCs/>
+              </w:rPr>
+            </w:pPr>
+            <w:r>
+              <w:rPr>
+                <w:b/>
+                <w:bCs/>
+              </w:rPr>
+              <w:t>Method</w:t>
+            </w:r>
+          </w:p>
+        </w:tc>
+        <w:tc>
+          <w:tcPr>
+            <w:tcW w:w="0" w:type="auto"/>
+            <w:vAlign w:val="center"/>
+            <w:hideMark/>
+          </w:tcPr>
+          <w:p>
+            <w:pPr>
+              <w:rPr>
+                <w:b/>
+                <w:bCs/>
+              </w:rPr>
+            </w:pPr>
+            <w:r>
+              <w:rPr>
+                <w:b/>
+                <w:bCs/>
+              </w:rPr>
+              <w:t>Description</w:t>
+            </w:r>
+          </w:p>
+        </w:tc>
+      </w:tr>
+      <w:tr>
+        <w:trPr>
+          <w:tblCellSpacing w:w="15" w:type="dxa"/>
+        </w:trPr>
+        <w:tc>
+          <w:tcPr>
+            <w:tcW w:w="0" w:type="auto"/>
+            <w:vAlign w:val="center"/>
+            <w:hideMark/>
+          </w:tcPr>
+          <w:p>
+            <w:r>
+              <w:t>/users/register</w:t>
+            </w:r>
+          </w:p>
+        </w:tc>
+        <w:tc>
+          <w:tcPr>
+            <w:tcW w:w="0" w:type="auto"/>
+            <w:vAlign w:val="center"/>
+            <w:hideMark/>
+          </w:tcPr>
+          <w:p>
+            <w:r>
+              <w:t>POST</w:t>
+            </w:r>
+          </w:p>
+        </w:tc>
+        <w:tc>
+          <w:tcPr>
+            <w:tcW w:w="0" w:type="auto"/>
+            <w:vAlign w:val="center"/>
+            <w:hideMark/>
+          </w:tcPr>
+          <w:p>
+            <w:r>
+              <w:t>Register a new user</w:t>
+            </w:r>
+          </w:p>
+        </w:tc>
+      </w:tr>
+      <w:tr>
+        <w:trPr>
+          <w:tblCellSpacing w:w="15" w:type="dxa"/>
+        </w:trPr>
+        <w:tc>
+          <w:tcPr>
+            <w:tcW w:w="0" w:type="auto"/>
+            <w:vAlign w:val="center"/>
+            <w:hideMark/>
+          </w:tcPr>
+          <w:p>
+            <w:r>
+              <w:t>/users/login</w:t>
+            </w:r>
+          </w:p>
+        </w:tc>
+        <w:tc>
+          <w:tcPr>
+            <w:tcW w:w="0" w:type="auto"/>
+            <w:vAlign w:val="center"/>
+            <w:hideMark/>
+          </w:tcPr>
+          <w:p>
+            <w:r>
+              <w:t>POST</w:t>
+            </w:r>
+          </w:p>
+        </w:tc>
+        <w:tc>
+          <w:tcPr>
+            <w:tcW w:w="0" w:type="auto"/>
+            <w:vAlign w:val="center"/>
+            <w:hideMark/>
+          </w:tcPr>
+          <w:p>
+            <w:r>
+              <w:t>Login user and receive JWT token (OAuth2PasswordBearer)</w:t>
+            </w:r>
+          </w:p>
+        </w:tc>
+      </w:tr>
+      <w:tr>
+        <w:trPr>
+          <w:tblCellSpacing w:w="15" w:type="dxa"/>
+        </w:trPr>
+        <w:tc>
+          <w:tcPr>
+            <w:tcW w:w="0" w:type="auto"/>
+            <w:vAlign w:val="center"/>
+            <w:hideMark/>
+          </w:tcPr>
+          <w:p>
+            <w:r>
+              <w:t>/users/me</w:t>
+            </w:r>
+          </w:p>
+        </w:tc>
+        <w:tc>
+          <w:tcPr>
+            <w:tcW w:w="0" w:type="auto"/>
+            <w:vAlign w:val="center"/>
+            <w:hideMark/>
+          </w:tcPr>
+          <w:p>
+            <w:r>
+              <w:t>GET</w:t>
+            </w:r>
+          </w:p>
+        </w:tc>
+        <w:tc>
+          <w:tcPr>
+            <w:tcW w:w="0" w:type="auto"/>
+            <w:vAlign w:val="center"/>
+            <w:hideMark/>
+          </w:tcPr>
+          <w:p>
+            <w:r>
+              <w:t>Retrieve current logged-in user (protected by OAuth2 JWT token)</w:t>
+            </w:r>
+          </w:p>
+        </w:tc>
+      </w:tr>
+    </w:tbl>
+    <w:p>
+      <w:r>
+        <w:rPr>
+          <w:b/>
+          <w:bCs/>
+        </w:rPr>
+        <w:t>Features Implemented:</w:t>
+      </w:r>
+    </w:p>
+    <w:p>
+      <w:pPr>
+        <w:numPr>
+          <w:ilvl w:val="0"/>
+          <w:numId w:val="31"/>
+        </w:numPr>
+      </w:pPr>
+      <w:r>
+        <w:t xml:space="preserve">Password hashing using </w:t>
+      </w:r>
+      <w:proofErr w:type="spellStart"/>
+      <w:r>
+        <w:rPr>
+          <w:b/>
+          <w:bCs/>
+        </w:rPr>
+        <w:t>bcrypt</w:t>
+      </w:r>
+      <w:proofErr w:type="spellEnd"/>
+    </w:p>
+    <w:p>
+      <w:pPr>
+        <w:numPr>
+          <w:ilvl w:val="0"/>
+          <w:numId w:val="31"/>
+        </w:numPr>
+      </w:pPr>
+      <w:r>
+        <w:t xml:space="preserve">JWT token generation using </w:t>
+      </w:r>
+      <w:r>
+        <w:rPr>
+          <w:b/>
+          <w:bCs/>
+        </w:rPr>
+        <w:t>python-</w:t>
+      </w:r>
+      <w:proofErr w:type="spellStart"/>
+      <w:r>
+        <w:rPr>
+          <w:b/>
+          <w:bCs/>
+        </w:rPr>
+        <w:t>jose</w:t>
+      </w:r>
+      <w:proofErr w:type="spellEnd"/>
+    </w:p>
+    <w:p>
+      <w:pPr>
+        <w:numPr>
+          <w:ilvl w:val="0"/>
+          <w:numId w:val="31"/>
+        </w:numPr>
+      </w:pPr>
+      <w:r>
+        <w:t xml:space="preserve">OAuth2 </w:t>
+      </w:r>
+      <w:r>
+        <w:rPr>
+          <w:b/>
+          <w:bCs/>
+        </w:rPr>
+        <w:t>Bearer token</w:t>
+      </w:r>
+      <w:r>
+        <w:t xml:space="preserve"> extracted from </w:t>
+      </w:r>
+      <w:r>
+        <w:rPr>
+          <w:b/>
+          <w:bCs/>
+        </w:rPr>
+        <w:t>Authorization header</w:t>
+      </w:r>
+    </w:p>
+    <w:p>
+      <w:pPr>
+        <w:numPr>
+          <w:ilvl w:val="0"/>
+          <w:numId w:val="31"/>
+        </w:numPr>
+      </w:pPr>
+      <w:r>
+        <w:t xml:space="preserve">Route protection using </w:t>
+      </w:r>
+      <w:r>
+        <w:rPr>
+          <w:b/>
+          <w:bCs/>
+        </w:rPr>
+        <w:t>Depends(</w:t>
+      </w:r>
+      <w:proofErr w:type="spellStart"/>
+      <w:r>
+        <w:rPr>
+          <w:b/>
+          <w:bCs/>
+        </w:rPr>
+        <w:t>get_current_user</w:t>
+      </w:r>
+      <w:proofErr w:type="spellEnd"/>
+      <w:r>
+        <w:rPr>
+          <w:b/>
+          <w:bCs/>
+        </w:rPr>
+        <w:t>)</w:t>
+      </w:r>
+    </w:p>
+    <w:p>
+      <w:pPr>
+        <w:numPr>
+          <w:ilvl w:val="0"/>
+          <w:numId w:val="31"/>
+        </w:numPr>
+      </w:pPr>
+      <w:r>
+        <w:t>Tokens expire after 30 minutes</w:t>
+      </w:r>
+    </w:p>
+    <w:p>
+      <w:pPr>
+        <w:numPr>
+          <w:ilvl w:val="0"/>
+          <w:numId w:val="31"/>
+        </w:numPr>
+      </w:pPr>
+      <w:r>
+        <w:t xml:space="preserve">Fully compatible with </w:t>
+      </w:r>
+      <w:proofErr w:type="spellStart"/>
+      <w:r>
+        <w:t>FastAPI</w:t>
+      </w:r>
+      <w:proofErr w:type="spellEnd"/>
+      <w:r>
+        <w:t xml:space="preserve"> </w:t>
+      </w:r>
+      <w:r>
+        <w:rPr>
+          <w:b/>
+          <w:bCs/>
+        </w:rPr>
+        <w:t>Swagger UI</w:t>
+      </w:r>
+    </w:p>
+    <w:p>
+      <w:r>
+        <w:pict w14:anchorId="2A3AB4A3">
+          <v:rect id="_x0000_i1149" style="width:0;height:1.5pt" o:hralign="center" o:hrstd="t" o:hr="t" fillcolor="#a0a0a0" stroked="f"/>
+        </w:pict>
+      </w:r>
+    </w:p>
+    <w:p>
+      <w:pPr>
+        <w:rPr>
+          <w:b/>
+          <w:bCs/>
+        </w:rPr>
+      </w:pPr>
+      <w:r>
+        <w:rPr>
+          <w:b/>
+          <w:bCs/>
+        </w:rPr>
+        <w:t>OAuth2 JWT Token Flow</w:t>
+      </w:r>
+    </w:p>
+    <w:p>
+      <w:pPr>
+        <w:numPr>
+          <w:ilvl w:val="0"/>
+          <w:numId w:val="32"/>
+        </w:numPr>
+      </w:pPr>
+      <w:r>
+        <w:rPr>
+          <w:b/>
+          <w:bCs/>
+        </w:rPr>
+        <w:t>User registers</w:t>
+      </w:r>
+      <w:r>
+        <w:t xml:space="preserve"> → user saved in DB with hashed password</w:t>
+      </w:r>
+    </w:p>
+    <w:p>
+      <w:pPr>
+        <w:numPr>
+          <w:ilvl w:val="0"/>
+          <w:numId w:val="32"/>
+        </w:numPr>
+      </w:pPr>
+      <w:r>
+        <w:rPr>
+          <w:b/>
+          <w:bCs/>
+        </w:rPr>
+        <w:t>User logs in</w:t>
+      </w:r>
+      <w:r>
+        <w:t xml:space="preserve"> → password verified → JWT token generated with payload:</w:t>
+      </w:r>
+    </w:p>
+    <w:p>
       <w:r>
         <w:lastRenderedPageBreak/>
-        <w:t>python-jose[cryptography] (JWT handling)</w:t>
+        <w:t>{</w:t>
+      </w:r>
+    </w:p>
+    <w:p>
+      <w:r>
+        <w:t xml:space="preserve">  "sub": "user_email@example.com",</w:t>
+      </w:r>
+    </w:p>
+    <w:p>
+      <w:r>
+        <w:t xml:space="preserve">  "exp": "expiry timestamp"</w:t>
+      </w:r>
+    </w:p>
+    <w:p>
+      <w:r>
+        <w:t>}</w:t>
+      </w:r>
+    </w:p>
+    <w:p>
+      <w:pPr>
+        <w:numPr>
+          <w:ilvl w:val="0"/>
+          <w:numId w:val="33"/>
+        </w:numPr>
+      </w:pPr>
+      <w:r>
+        <w:rPr>
+          <w:b/>
+          <w:bCs/>
+        </w:rPr>
+        <w:t>User sends token</w:t>
+      </w:r>
+      <w:r>
+        <w:t xml:space="preserve"> in Authorization header for protected routes:</w:t>
+      </w:r>
+    </w:p>
+    <w:p>
+      <w:r>
+        <w:t>Authorization: Bearer &lt;JWT_TOKEN&gt;</w:t>
+      </w:r>
+    </w:p>
+    <w:p>
+      <w:pPr>
+        <w:numPr>
+          <w:ilvl w:val="0"/>
+          <w:numId w:val="34"/>
+        </w:numPr>
+      </w:pPr>
+      <w:proofErr w:type="spellStart"/>
+      <w:r>
+        <w:rPr>
+          <w:b/>
+          <w:bCs/>
+        </w:rPr>
+        <w:t>get_current_user</w:t>
+      </w:r>
+      <w:proofErr w:type="spellEnd"/>
+      <w:r>
+        <w:rPr>
+          <w:b/>
+          <w:bCs/>
+        </w:rPr>
+        <w:t xml:space="preserve"> dependency</w:t>
+      </w:r>
+      <w:r>
+        <w:t>:</w:t>
       </w:r>
     </w:p>
     <w:p>
       <w:pPr>
         <w:numPr>
           <w:ilvl w:val="1"/>
-          <w:numId w:val="17"/>
-        </w:numPr>
-      </w:pPr>
-      <w:r>
-        <w:t>passlib[bcrypt] (password hashing)</w:t>
+          <w:numId w:val="34"/>
+        </w:numPr>
+      </w:pPr>
+      <w:r>
+        <w:t>Reads token from header using OAuth2PasswordBearer</w:t>
+      </w:r>
+    </w:p>
+    <w:p>
+      <w:pPr>
+        <w:numPr>
+          <w:ilvl w:val="1"/>
+          <w:numId w:val="34"/>
+        </w:numPr>
+      </w:pPr>
+      <w:r>
+        <w:t>Decodes JWT and validates signature &amp; expiration</w:t>
+      </w:r>
+    </w:p>
+    <w:p>
+      <w:pPr>
+        <w:numPr>
+          <w:ilvl w:val="1"/>
+          <w:numId w:val="34"/>
+        </w:numPr>
+      </w:pPr>
+      <w:r>
+        <w:t>Retrieves user from DB</w:t>
+      </w:r>
+    </w:p>
+    <w:p>
+      <w:pPr>
+        <w:numPr>
+          <w:ilvl w:val="1"/>
+          <w:numId w:val="34"/>
+        </w:numPr>
+      </w:pPr>
+      <w:r>
+        <w:t xml:space="preserve">Raises </w:t>
+      </w:r>
+      <w:r>
+        <w:rPr>
+          <w:b/>
+          <w:bCs/>
+        </w:rPr>
+        <w:t>401 Unauthorized</w:t>
+      </w:r>
+      <w:r>
+        <w:t xml:space="preserve"> if token missing/invalid or user not found</w:t>
+      </w:r>
+    </w:p>
+    <w:p>
+      <w:r>
+        <w:pict w14:anchorId="29309A6C">
+          <v:rect id="_x0000_i1150" style="width:0;height:1.5pt" o:hralign="center" o:hrstd="t" o:hr="t" fillcolor="#a0a0a0" stroked="f"/>
+        </w:pict>
+      </w:r>
+    </w:p>
+    <w:p>
+      <w:pPr>
+        <w:rPr>
+          <w:b/>
+          <w:bCs/>
+        </w:rPr>
+      </w:pPr>
+      <w:r>
+        <w:rPr>
+          <w:b/>
+          <w:bCs/>
+        </w:rPr>
+        <w:t>Sample Request &amp; Response</w:t>
+      </w:r>
+    </w:p>
+    <w:p>
+      <w:r>
+        <w:rPr>
+          <w:b/>
+          <w:bCs/>
+        </w:rPr>
+        <w:t>Login Request (Form Data)</w:t>
+      </w:r>
+    </w:p>
+    <w:p>
+      <w:r>
+        <w:t>POST /users/login</w:t>
+      </w:r>
+    </w:p>
+    <w:p>
+      <w:r>
+        <w:t>Content-Type: application/x-www-form-</w:t>
+      </w:r>
+      <w:proofErr w:type="spellStart"/>
+      <w:r>
+        <w:t>urlencoded</w:t>
+      </w:r>
+      <w:proofErr w:type="spellEnd"/>
+    </w:p>
+    <w:p>
+      <w:r>
+        <w:t>Body:</w:t>
+      </w:r>
+    </w:p>
+    <w:p>
+      <w:r>
+        <w:t>username=</w:t>
+      </w:r>
+      <w:proofErr w:type="spellStart"/>
+      <w:r>
+        <w:t>fatima@example.com&amp;password</w:t>
+      </w:r>
+      <w:proofErr w:type="spellEnd"/>
+      <w:r>
+        <w:t>=mypassword123</w:t>
+      </w:r>
+    </w:p>
+    <w:p>
+      <w:r>
+        <w:rPr>
+          <w:b/>
+          <w:bCs/>
+        </w:rPr>
+        <w:t>Login Response</w:t>
+      </w:r>
+    </w:p>
+    <w:p>
+      <w:r>
+        <w:t>{</w:t>
+      </w:r>
+    </w:p>
+    <w:p>
+      <w:r>
+        <w:t xml:space="preserve">  "</w:t>
+      </w:r>
+      <w:proofErr w:type="spellStart"/>
+      <w:proofErr w:type="gramStart"/>
+      <w:r>
+        <w:t>access</w:t>
+      </w:r>
+      <w:proofErr w:type="gramEnd"/>
+      <w:r>
+        <w:t>_token</w:t>
+      </w:r>
+      <w:proofErr w:type="spellEnd"/>
+      <w:r>
+        <w:t>": "&lt;JWT_TOKEN&gt;",</w:t>
+      </w:r>
+    </w:p>
+    <w:p>
+      <w:r>
+        <w:t xml:space="preserve">  "</w:t>
+      </w:r>
+      <w:proofErr w:type="spellStart"/>
+      <w:proofErr w:type="gramStart"/>
+      <w:r>
+        <w:t>token</w:t>
+      </w:r>
+      <w:proofErr w:type="gramEnd"/>
+      <w:r>
+        <w:t>_type</w:t>
+      </w:r>
+      <w:proofErr w:type="spellEnd"/>
+      <w:r>
+        <w:t>": "bearer"</w:t>
+      </w:r>
+    </w:p>
+    <w:p>
+      <w:r>
+        <w:t>}</w:t>
+      </w:r>
+    </w:p>
+    <w:p>
+      <w:r>
+        <w:rPr>
+          <w:b/>
+          <w:bCs/>
+        </w:rPr>
+        <w:t>Protected Route Request</w:t>
+      </w:r>
+    </w:p>
+    <w:p>
+      <w:r>
+        <w:t>GET /users/me</w:t>
+      </w:r>
+    </w:p>
+    <w:p>
+      <w:r>
+        <w:t>Authorization: Bearer &lt;JWT_TOKEN&gt;</w:t>
+      </w:r>
+    </w:p>
+    <w:p>
+      <w:r>
+        <w:rPr>
+          <w:b/>
+          <w:bCs/>
+        </w:rPr>
+        <w:lastRenderedPageBreak/>
+        <w:t>Response</w:t>
+      </w:r>
+    </w:p>
+    <w:p>
+      <w:r>
+        <w:t>{</w:t>
+      </w:r>
+    </w:p>
+    <w:p>
+      <w:r>
+        <w:t xml:space="preserve">  "id": 1,</w:t>
+      </w:r>
+    </w:p>
+    <w:p>
+      <w:r>
+        <w:t xml:space="preserve">  "username": "</w:t>
+      </w:r>
+      <w:proofErr w:type="spellStart"/>
+      <w:r>
+        <w:t>fatima</w:t>
+      </w:r>
+      <w:proofErr w:type="spellEnd"/>
+      <w:r>
+        <w:t>",</w:t>
+      </w:r>
+    </w:p>
+    <w:p>
+      <w:r>
+        <w:t xml:space="preserve">  "email": "fatima@example.com"</w:t>
+      </w:r>
+    </w:p>
+    <w:p>
+      <w:r>
+        <w:t>}</w:t>
+      </w:r>
+    </w:p>
+    <w:p>
+      <w:r>
+        <w:pict w14:anchorId="48A0E678">
+          <v:rect id="_x0000_i1151" style="width:0;height:1.5pt" o:hralign="center" o:hrstd="t" o:hr="t" fillcolor="#a0a0a0" stroked="f"/>
+        </w:pict>
+      </w:r>
+    </w:p>
+    <w:p>
+      <w:pPr>
+        <w:rPr>
+          <w:b/>
+          <w:bCs/>
+        </w:rPr>
+      </w:pPr>
+      <w:r>
+        <w:rPr>
+          <w:b/>
+          <w:bCs/>
+        </w:rPr>
+        <w:t>Concepts Covered</w:t>
       </w:r>
     </w:p>
     <w:p>
       <w:pPr>
         <w:numPr>
           <w:ilvl w:val="0"/>
-          <w:numId w:val="17"/>
-        </w:numPr>
-      </w:pPr>
-      <w:r>
-        <w:t>PostgreSQL database taskdb already connected</w:t>
+          <w:numId w:val="35"/>
+        </w:numPr>
+      </w:pPr>
+      <w:r>
+        <w:rPr>
+          <w:b/>
+          <w:bCs/>
+        </w:rPr>
+        <w:t>OAuth2 JWT Authentication:</w:t>
+      </w:r>
+      <w:r>
+        <w:t xml:space="preserve"> Secure token-based authentication using OAuth2PasswordBearer</w:t>
       </w:r>
     </w:p>
     <w:p>
       <w:pPr>
         <w:numPr>
           <w:ilvl w:val="0"/>
-          <w:numId w:val="17"/>
-        </w:numPr>
-      </w:pPr>
-      <w:r>
-        <w:t>Database tables: users, projects, tasks</w:t>
-      </w:r>
-    </w:p>
-    <w:p>
-      <w:r>
-        <w:pict w14:anchorId="2EED7809">
-          <v:rect id="_x0000_i1040" style="width:0;height:1.5pt" o:hralign="center" o:hrstd="t" o:hr="t" fillcolor="#a0a0a0" stroked="f"/>
+          <w:numId w:val="35"/>
+        </w:numPr>
+      </w:pPr>
+      <w:r>
+        <w:rPr>
+          <w:b/>
+          <w:bCs/>
+        </w:rPr>
+        <w:t>Password Hashing:</w:t>
+      </w:r>
+      <w:r>
+        <w:t xml:space="preserve"> Using </w:t>
+      </w:r>
+      <w:proofErr w:type="spellStart"/>
+      <w:r>
+        <w:t>bcrypt</w:t>
+      </w:r>
+      <w:proofErr w:type="spellEnd"/>
+      <w:r>
+        <w:t xml:space="preserve"> for secure storage</w:t>
+      </w:r>
+    </w:p>
+    <w:p>
+      <w:pPr>
+        <w:numPr>
+          <w:ilvl w:val="0"/>
+          <w:numId w:val="35"/>
+        </w:numPr>
+      </w:pPr>
+      <w:r>
+        <w:rPr>
+          <w:b/>
+          <w:bCs/>
+        </w:rPr>
+        <w:t>Manual Header Parsing:</w:t>
+      </w:r>
+      <w:r>
+        <w:t xml:space="preserve"> OAuth2 extracts token from Authorization header automatically</w:t>
+      </w:r>
+    </w:p>
+    <w:p>
+      <w:pPr>
+        <w:numPr>
+          <w:ilvl w:val="0"/>
+          <w:numId w:val="35"/>
+        </w:numPr>
+      </w:pPr>
+      <w:r>
+        <w:rPr>
+          <w:b/>
+          <w:bCs/>
+        </w:rPr>
+        <w:t>Dependency Injection:</w:t>
+      </w:r>
+      <w:r>
+        <w:t xml:space="preserve"> </w:t>
+      </w:r>
+      <w:proofErr w:type="spellStart"/>
+      <w:r>
+        <w:t>get_current_user</w:t>
+      </w:r>
+      <w:proofErr w:type="spellEnd"/>
+      <w:r>
+        <w:t xml:space="preserve"> used with Depends to protect routes</w:t>
+      </w:r>
+    </w:p>
+    <w:p>
+      <w:pPr>
+        <w:numPr>
+          <w:ilvl w:val="0"/>
+          <w:numId w:val="35"/>
+        </w:numPr>
+      </w:pPr>
+      <w:r>
+        <w:rPr>
+          <w:b/>
+          <w:bCs/>
+        </w:rPr>
+        <w:t>Token Expiry Handling:</w:t>
+      </w:r>
+      <w:r>
+        <w:t xml:space="preserve"> Tokens expire after 30 minutes by default</w:t>
+      </w:r>
+    </w:p>
+    <w:p>
+      <w:pPr>
+        <w:numPr>
+          <w:ilvl w:val="0"/>
+          <w:numId w:val="35"/>
+        </w:numPr>
+      </w:pPr>
+      <w:r>
+        <w:rPr>
+          <w:b/>
+          <w:bCs/>
+        </w:rPr>
+        <w:t>Error Handling:</w:t>
+      </w:r>
+    </w:p>
+    <w:p>
+      <w:pPr>
+        <w:numPr>
+          <w:ilvl w:val="1"/>
+          <w:numId w:val="35"/>
+        </w:numPr>
+      </w:pPr>
+      <w:r>
+        <w:t>401 Unauthorized → invalid or missing token</w:t>
+      </w:r>
+    </w:p>
+    <w:p>
+      <w:pPr>
+        <w:numPr>
+          <w:ilvl w:val="1"/>
+          <w:numId w:val="35"/>
+        </w:numPr>
+      </w:pPr>
+      <w:r>
+        <w:t>404 Not Found → user does not exist</w:t>
+      </w:r>
+    </w:p>
+    <w:p>
+      <w:pPr>
+        <w:numPr>
+          <w:ilvl w:val="0"/>
+          <w:numId w:val="35"/>
+        </w:numPr>
+      </w:pPr>
+      <w:r>
+        <w:rPr>
+          <w:b/>
+          <w:bCs/>
+        </w:rPr>
+        <w:t>Modular Code Structure:</w:t>
+      </w:r>
+      <w:r>
+        <w:t xml:space="preserve"> JWT logic separated into utils for clean design</w:t>
+      </w:r>
+    </w:p>
+    <w:p>
+      <w:r>
+        <w:pict w14:anchorId="5FB65D23">
+          <v:rect id="_x0000_i1152" style="width:0;height:1.5pt" o:hralign="center" o:hrstd="t" o:hr="t" fillcolor="#a0a0a0" stroked="f"/>
         </w:pict>
       </w:r>
     </w:p>
@@ -1977,225 +3622,221 @@
           <w:b/>
           <w:bCs/>
         </w:rPr>
-        <w:t>Project Structure (JWT Specific)</w:t>
-      </w:r>
-    </w:p>
-    <w:p>
-      <w:r>
-        <w:t>Project/</w:t>
-      </w:r>
-    </w:p>
-    <w:p>
-      <w:r>
-        <w:rPr>
-          <w:rFonts w:ascii="MS Gothic" w:eastAsia="MS Gothic" w:hAnsi="MS Gothic" w:cs="MS Gothic" w:hint="eastAsia"/>
-        </w:rPr>
-        <w:t>├</w:t>
-      </w:r>
-      <w:r>
-        <w:rPr>
-          <w:rFonts w:ascii="Calibri" w:hAnsi="Calibri" w:cs="Calibri"/>
-        </w:rPr>
-        <w:t>──</w:t>
-      </w:r>
-      <w:r>
-        <w:t xml:space="preserve"> main.py</w:t>
-      </w:r>
-    </w:p>
-    <w:p>
-      <w:r>
-        <w:rPr>
-          <w:rFonts w:ascii="MS Gothic" w:eastAsia="MS Gothic" w:hAnsi="MS Gothic" w:cs="MS Gothic" w:hint="eastAsia"/>
-        </w:rPr>
-        <w:t>├</w:t>
-      </w:r>
-      <w:r>
-        <w:rPr>
-          <w:rFonts w:ascii="Calibri" w:hAnsi="Calibri" w:cs="Calibri"/>
-        </w:rPr>
-        <w:t>──</w:t>
-      </w:r>
-      <w:r>
-        <w:t xml:space="preserve"> database.py</w:t>
-      </w:r>
-    </w:p>
-    <w:p>
-      <w:r>
-        <w:rPr>
-          <w:rFonts w:ascii="MS Gothic" w:eastAsia="MS Gothic" w:hAnsi="MS Gothic" w:cs="MS Gothic" w:hint="eastAsia"/>
-        </w:rPr>
-        <w:t>├</w:t>
-      </w:r>
-      <w:r>
-        <w:rPr>
-          <w:rFonts w:ascii="Calibri" w:hAnsi="Calibri" w:cs="Calibri"/>
-        </w:rPr>
-        <w:t>──</w:t>
-      </w:r>
-      <w:r>
-        <w:t xml:space="preserve"> routers/</w:t>
-      </w:r>
-    </w:p>
-    <w:p>
-      <w:r>
-        <w:t>│   └── user_routes.py</w:t>
-      </w:r>
-    </w:p>
-    <w:p>
-      <w:r>
-        <w:rPr>
-          <w:rFonts w:ascii="MS Gothic" w:eastAsia="MS Gothic" w:hAnsi="MS Gothic" w:cs="MS Gothic" w:hint="eastAsia"/>
-        </w:rPr>
-        <w:t>├</w:t>
-      </w:r>
-      <w:r>
-        <w:rPr>
-          <w:rFonts w:ascii="Calibri" w:hAnsi="Calibri" w:cs="Calibri"/>
-        </w:rPr>
-        <w:t>──</w:t>
-      </w:r>
-      <w:r>
-        <w:t xml:space="preserve"> models/</w:t>
-      </w:r>
-    </w:p>
-    <w:p>
-      <w:r>
-        <w:t>│   └── user.py</w:t>
-      </w:r>
-    </w:p>
-    <w:p>
-      <w:r>
-        <w:rPr>
-          <w:rFonts w:ascii="MS Gothic" w:eastAsia="MS Gothic" w:hAnsi="MS Gothic" w:cs="MS Gothic" w:hint="eastAsia"/>
-        </w:rPr>
-        <w:t>├</w:t>
-      </w:r>
-      <w:r>
-        <w:rPr>
-          <w:rFonts w:ascii="Calibri" w:hAnsi="Calibri" w:cs="Calibri"/>
-        </w:rPr>
-        <w:t>──</w:t>
-      </w:r>
-      <w:r>
-        <w:t xml:space="preserve"> schemas/</w:t>
-      </w:r>
-    </w:p>
-    <w:p>
-      <w:r>
-        <w:t>│   └── user_schema.py</w:t>
-      </w:r>
-    </w:p>
-    <w:p>
-      <w:r>
-        <w:rPr>
-          <w:rFonts w:ascii="MS Gothic" w:eastAsia="MS Gothic" w:hAnsi="MS Gothic" w:cs="MS Gothic" w:hint="eastAsia"/>
-        </w:rPr>
-        <w:t>├</w:t>
-      </w:r>
-      <w:r>
-        <w:rPr>
-          <w:rFonts w:ascii="Calibri" w:hAnsi="Calibri" w:cs="Calibri"/>
-        </w:rPr>
-        <w:t>──</w:t>
-      </w:r>
-      <w:r>
-        <w:t xml:space="preserve"> utils/</w:t>
-      </w:r>
-    </w:p>
-    <w:p>
-      <w:r>
-        <w:t xml:space="preserve">│   </w:t>
-      </w:r>
-      <w:r>
-        <w:rPr>
-          <w:rFonts w:ascii="MS Gothic" w:eastAsia="MS Gothic" w:hAnsi="MS Gothic" w:cs="MS Gothic" w:hint="eastAsia"/>
-        </w:rPr>
-        <w:t>├</w:t>
-      </w:r>
-      <w:r>
-        <w:rPr>
-          <w:rFonts w:ascii="Calibri" w:hAnsi="Calibri" w:cs="Calibri"/>
-        </w:rPr>
-        <w:t>──</w:t>
-      </w:r>
-      <w:r>
-        <w:t xml:space="preserve"> security.py      # Password hashing &amp; get_current_user</w:t>
-      </w:r>
-    </w:p>
-    <w:p>
-      <w:r>
-        <w:t>│   └── jwt_handler.py   # Create &amp; decode JWT tokens</w:t>
-      </w:r>
-    </w:p>
-    <w:p>
-      <w:r>
-        <w:t>└── dependencies.py      # Dependency injection for current user &amp; DB</w:t>
-      </w:r>
-    </w:p>
-    <w:p/>
-    <w:p/>
-    <w:p/>
-    <w:p>
-      <w:r>
-        <w:rPr>
-          <w:b/>
-          <w:bCs/>
-        </w:rPr>
-        <w:t>Responsibilities of JWT-related layers:</w:t>
+        <w:t>Testing OAuth2 JWT Authentication</w:t>
+      </w:r>
+    </w:p>
+    <w:p>
+      <w:r>
+        <w:rPr>
+          <w:b/>
+          <w:bCs/>
+        </w:rPr>
+        <w:t>Swagger UI</w:t>
       </w:r>
     </w:p>
     <w:p>
       <w:pPr>
         <w:numPr>
           <w:ilvl w:val="0"/>
-          <w:numId w:val="18"/>
-        </w:numPr>
-      </w:pPr>
-      <w:r>
-        <w:t>utils/security.py → password hashing/verification, reading JWT from Authorization header</w:t>
+          <w:numId w:val="36"/>
+        </w:numPr>
+      </w:pPr>
+      <w:r>
+        <w:t>/users/register → create user</w:t>
       </w:r>
     </w:p>
     <w:p>
       <w:pPr>
         <w:numPr>
           <w:ilvl w:val="0"/>
-          <w:numId w:val="18"/>
-        </w:numPr>
-      </w:pPr>
-      <w:r>
-        <w:t>utils/jwt_handler.py → generate and decode JWT tokens with expiry</w:t>
+          <w:numId w:val="36"/>
+        </w:numPr>
+      </w:pPr>
+      <w:r>
+        <w:t>/users/login → get JWT token</w:t>
       </w:r>
     </w:p>
     <w:p>
       <w:pPr>
         <w:numPr>
           <w:ilvl w:val="0"/>
-          <w:numId w:val="18"/>
-        </w:numPr>
-      </w:pPr>
+          <w:numId w:val="36"/>
+        </w:numPr>
+      </w:pPr>
+      <w:r>
+        <w:t xml:space="preserve">/users/me → use </w:t>
+      </w:r>
+      <w:r>
+        <w:rPr>
+          <w:b/>
+          <w:bCs/>
+        </w:rPr>
+        <w:t>Authorize button or manually paste Bearer token</w:t>
+      </w:r>
+    </w:p>
+    <w:p>
+      <w:r>
+        <w:rPr>
+          <w:b/>
+          <w:bCs/>
+        </w:rPr>
+        <w:t>C</w:t>
+      </w:r>
+      <w:r>
+        <w:rPr>
+          <w:b/>
+          <w:bCs/>
+        </w:rPr>
+        <w:t>URL Example</w:t>
+      </w:r>
+    </w:p>
+    <w:p>
+      <w:r>
+        <w:rPr>
+          <w:b/>
+          <w:bCs/>
+        </w:rPr>
+        <w:t>Login</w:t>
+      </w:r>
+    </w:p>
+    <w:p>
       <w:r>
         <w:lastRenderedPageBreak/>
-        <w:t>utils/</w:t>
-      </w:r>
-      <w:r>
-        <w:t>dependencies.py → provide shortcut dependencies to get current user from token</w:t>
+        <w:t>curl -X POST "http://127.0.0.1:8000/users/login" \</w:t>
+      </w:r>
+    </w:p>
+    <w:p>
+      <w:r>
+        <w:t>-H "Content-Type: application/x-www-form-</w:t>
+      </w:r>
+      <w:proofErr w:type="spellStart"/>
+      <w:r>
+        <w:t>urlencoded</w:t>
+      </w:r>
+      <w:proofErr w:type="spellEnd"/>
+      <w:r>
+        <w:t>" \</w:t>
+      </w:r>
+    </w:p>
+    <w:p>
+      <w:r>
+        <w:t>-d "username=</w:t>
+      </w:r>
+      <w:proofErr w:type="spellStart"/>
+      <w:r>
+        <w:t>fatima@example.com&amp;password</w:t>
+      </w:r>
+      <w:proofErr w:type="spellEnd"/>
+      <w:r>
+        <w:t>=mypassword123"</w:t>
+      </w:r>
+    </w:p>
+    <w:p>
+      <w:r>
+        <w:rPr>
+          <w:b/>
+          <w:bCs/>
+        </w:rPr>
+        <w:t>Access Protected Route</w:t>
+      </w:r>
+    </w:p>
+    <w:p>
+      <w:r>
+        <w:t>curl -X GET "http://127.0.0.1:8000/users/me" \</w:t>
+      </w:r>
+    </w:p>
+    <w:p>
+      <w:r>
+        <w:t>-H "Authorization: Bearer &lt;JWT_TOKEN&gt;"</w:t>
+      </w:r>
+    </w:p>
+    <w:p>
+      <w:r>
+        <w:pict w14:anchorId="721FF5DB">
+          <v:rect id="_x0000_i1153" style="width:0;height:1.5pt" o:hralign="center" o:hrstd="t" o:hr="t" fillcolor="#a0a0a0" stroked="f"/>
+        </w:pict>
+      </w:r>
+    </w:p>
+    <w:p>
+      <w:pPr>
+        <w:rPr>
+          <w:b/>
+          <w:bCs/>
+        </w:rPr>
+      </w:pPr>
+      <w:r>
+        <w:rPr>
+          <w:b/>
+          <w:bCs/>
+        </w:rPr>
+        <w:t>Challenges Faced</w:t>
       </w:r>
     </w:p>
     <w:p>
       <w:pPr>
         <w:numPr>
           <w:ilvl w:val="0"/>
-          <w:numId w:val="18"/>
-        </w:numPr>
-      </w:pPr>
-      <w:r>
-        <w:t>routers/user_routes.py → endpoints for /register, /login, /me</w:t>
-      </w:r>
-    </w:p>
-    <w:p>
-      <w:r>
-        <w:pict w14:anchorId="6722BFB8">
-          <v:rect id="_x0000_i1041" style="width:0;height:1.5pt" o:hralign="center" o:hrstd="t" o:hr="t" fillcolor="#a0a0a0" stroked="f"/>
+          <w:numId w:val="37"/>
+        </w:numPr>
+      </w:pPr>
+      <w:r>
+        <w:t xml:space="preserve">Correctly extracting </w:t>
+      </w:r>
+      <w:r>
+        <w:rPr>
+          <w:b/>
+          <w:bCs/>
+        </w:rPr>
+        <w:t>Bearer token</w:t>
+      </w:r>
+      <w:r>
+        <w:t xml:space="preserve"> from Authorization header</w:t>
+      </w:r>
+    </w:p>
+    <w:p>
+      <w:pPr>
+        <w:numPr>
+          <w:ilvl w:val="0"/>
+          <w:numId w:val="37"/>
+        </w:numPr>
+      </w:pPr>
+      <w:r>
+        <w:t xml:space="preserve">Ensuring token </w:t>
+      </w:r>
+      <w:r>
+        <w:rPr>
+          <w:b/>
+          <w:bCs/>
+        </w:rPr>
+        <w:t>expiry works correctly</w:t>
+      </w:r>
+    </w:p>
+    <w:p>
+      <w:pPr>
+        <w:numPr>
+          <w:ilvl w:val="0"/>
+          <w:numId w:val="37"/>
+        </w:numPr>
+      </w:pPr>
+      <w:r>
+        <w:t>Integrating OAuth2 JWT auth with existing DB session dependency</w:t>
+      </w:r>
+    </w:p>
+    <w:p>
+      <w:pPr>
+        <w:numPr>
+          <w:ilvl w:val="0"/>
+          <w:numId w:val="37"/>
+        </w:numPr>
+      </w:pPr>
+      <w:r>
+        <w:t>Testing form-data login (instead of JSON)</w:t>
+      </w:r>
+    </w:p>
+    <w:p>
+      <w:r>
+        <w:pict w14:anchorId="4F27D336">
+          <v:rect id="_x0000_i1154" style="width:0;height:1.5pt" o:hralign="center" o:hrstd="t" o:hr="t" fillcolor="#a0a0a0" stroked="f"/>
         </w:pict>
       </w:r>
     </w:p>
@@ -2211,840 +3852,160 @@
           <w:b/>
           <w:bCs/>
         </w:rPr>
-        <w:t>Modules &amp; Endpoints Implemented (JWT)</w:t>
-      </w:r>
-    </w:p>
-    <w:p>
-      <w:pPr>
-        <w:rPr>
-          <w:b/>
-          <w:bCs/>
-        </w:rPr>
-      </w:pPr>
-      <w:r>
-        <w:rPr>
-          <w:b/>
-          <w:bCs/>
-        </w:rPr>
-        <w:t>1. Users Module – Authentication Endpoints</w:t>
-      </w:r>
-    </w:p>
-    <w:p>
-      <w:r>
-        <w:rPr>
-          <w:b/>
-          <w:bCs/>
-        </w:rPr>
-        <w:t>Endpoints:</w:t>
+        <w:t>Key Learnings</w:t>
       </w:r>
     </w:p>
     <w:p>
       <w:pPr>
         <w:numPr>
           <w:ilvl w:val="0"/>
-          <w:numId w:val="19"/>
-        </w:numPr>
-      </w:pPr>
-      <w:r>
-        <w:t>POST /users/register → Register a new user</w:t>
-      </w:r>
+          <w:numId w:val="38"/>
+        </w:numPr>
+      </w:pPr>
+      <w:r>
+        <w:t xml:space="preserve">Implemented full </w:t>
+      </w:r>
+      <w:r>
+        <w:rPr>
+          <w:b/>
+          <w:bCs/>
+        </w:rPr>
+        <w:t>OAuth2 password flow with JWT</w:t>
+      </w:r>
+      <w:r>
+        <w:t xml:space="preserve"> in </w:t>
+      </w:r>
+      <w:proofErr w:type="spellStart"/>
+      <w:r>
+        <w:t>FastAPI</w:t>
+      </w:r>
+      <w:proofErr w:type="spellEnd"/>
     </w:p>
     <w:p>
       <w:pPr>
         <w:numPr>
           <w:ilvl w:val="0"/>
-          <w:numId w:val="19"/>
-        </w:numPr>
-      </w:pPr>
-      <w:r>
-        <w:t>POST /users/login → Login user and receive JWT token</w:t>
+          <w:numId w:val="38"/>
+        </w:numPr>
+      </w:pPr>
+      <w:r>
+        <w:t xml:space="preserve">Learned how to </w:t>
+      </w:r>
+      <w:r>
+        <w:rPr>
+          <w:b/>
+          <w:bCs/>
+        </w:rPr>
+        <w:t>generate, decode, and validate JWT tokens</w:t>
       </w:r>
     </w:p>
     <w:p>
       <w:pPr>
         <w:numPr>
           <w:ilvl w:val="0"/>
-          <w:numId w:val="19"/>
-        </w:numPr>
-      </w:pPr>
-      <w:r>
-        <w:t>GET /users/me → Retrieve current logged-in user</w:t>
-      </w:r>
-    </w:p>
-    <w:p>
-      <w:r>
-        <w:rPr>
-          <w:b/>
-          <w:bCs/>
-        </w:rPr>
-        <w:t>Features Implemented:</w:t>
+          <w:numId w:val="38"/>
+        </w:numPr>
+      </w:pPr>
+      <w:r>
+        <w:t xml:space="preserve">Learned </w:t>
+      </w:r>
+      <w:r>
+        <w:rPr>
+          <w:b/>
+          <w:bCs/>
+        </w:rPr>
+        <w:t>secure password storage</w:t>
+      </w:r>
+      <w:r>
+        <w:t xml:space="preserve"> using </w:t>
+      </w:r>
+      <w:proofErr w:type="spellStart"/>
+      <w:r>
+        <w:t>passlib</w:t>
+      </w:r>
+      <w:proofErr w:type="spellEnd"/>
+      <w:r>
+        <w:t xml:space="preserve"> (</w:t>
+      </w:r>
+      <w:proofErr w:type="spellStart"/>
+      <w:r>
+        <w:t>bcrypt</w:t>
+      </w:r>
+      <w:proofErr w:type="spellEnd"/>
+      <w:r>
+        <w:t>)</w:t>
       </w:r>
     </w:p>
     <w:p>
       <w:pPr>
         <w:numPr>
           <w:ilvl w:val="0"/>
-          <w:numId w:val="20"/>
-        </w:numPr>
-      </w:pPr>
-      <w:r>
-        <w:t>Password hashing using bcrypt</w:t>
+          <w:numId w:val="38"/>
+        </w:numPr>
+      </w:pPr>
+      <w:r>
+        <w:t xml:space="preserve">Learned </w:t>
+      </w:r>
+      <w:r>
+        <w:rPr>
+          <w:b/>
+          <w:bCs/>
+        </w:rPr>
+        <w:t>route protection</w:t>
+      </w:r>
+      <w:r>
+        <w:t xml:space="preserve"> using dependency injection and OAuth2</w:t>
       </w:r>
     </w:p>
     <w:p>
       <w:pPr>
         <w:numPr>
           <w:ilvl w:val="0"/>
-          <w:numId w:val="20"/>
-        </w:numPr>
-      </w:pPr>
-      <w:r>
-        <w:t>JWT token generation using python-jose</w:t>
-      </w:r>
+          <w:numId w:val="38"/>
+        </w:numPr>
+      </w:pPr>
+      <w:r>
+        <w:t xml:space="preserve">Practiced </w:t>
+      </w:r>
+      <w:r>
+        <w:rPr>
+          <w:b/>
+          <w:bCs/>
+        </w:rPr>
+        <w:t xml:space="preserve">testing via Swagger UI and </w:t>
+      </w:r>
+      <w:proofErr w:type="spellStart"/>
+      <w:r>
+        <w:rPr>
+          <w:b/>
+          <w:bCs/>
+        </w:rPr>
+        <w:t>cURL</w:t>
+      </w:r>
+      <w:proofErr w:type="spellEnd"/>
     </w:p>
     <w:p>
       <w:pPr>
         <w:numPr>
           <w:ilvl w:val="0"/>
-          <w:numId w:val="20"/>
-        </w:numPr>
-      </w:pPr>
-      <w:r>
-        <w:t>Manual token validation from Authorization header (Bearer &lt;token&gt;)</w:t>
-      </w:r>
-    </w:p>
-    <w:p>
-      <w:pPr>
-        <w:numPr>
-          <w:ilvl w:val="0"/>
-          <w:numId w:val="20"/>
-        </w:numPr>
-      </w:pPr>
-      <w:r>
-        <w:t>Route protection using Depends(get_current_user)</w:t>
-      </w:r>
-    </w:p>
-    <w:p>
-      <w:pPr>
-        <w:numPr>
-          <w:ilvl w:val="0"/>
-          <w:numId w:val="20"/>
-        </w:numPr>
-      </w:pPr>
-      <w:r>
-        <w:t xml:space="preserve">Removed Swagger </w:t>
-      </w:r>
-      <w:r>
-        <w:rPr>
-          <w:b/>
-          <w:bCs/>
-        </w:rPr>
-        <w:t>Authorize</w:t>
-      </w:r>
-      <w:r>
-        <w:t xml:space="preserve"> button for security</w:t>
-      </w:r>
-    </w:p>
-    <w:p>
-      <w:r>
-        <w:pict w14:anchorId="3B21D680">
-          <v:rect id="_x0000_i1042" style="width:0;height:1.5pt" o:hralign="center" o:hrstd="t" o:hr="t" fillcolor="#a0a0a0" stroked="f"/>
-        </w:pict>
-      </w:r>
-    </w:p>
-    <w:p>
-      <w:pPr>
-        <w:rPr>
-          <w:b/>
-          <w:bCs/>
-        </w:rPr>
-      </w:pPr>
-      <w:r>
-        <w:rPr>
-          <w:b/>
-          <w:bCs/>
-        </w:rPr>
-        <w:t>JWT Token Flow</w:t>
-      </w:r>
-    </w:p>
-    <w:p>
-      <w:pPr>
-        <w:numPr>
-          <w:ilvl w:val="0"/>
-          <w:numId w:val="21"/>
-        </w:numPr>
-      </w:pPr>
-      <w:r>
-        <w:t>User registers → user saved in DB with hashed password</w:t>
-      </w:r>
-    </w:p>
-    <w:p>
-      <w:pPr>
-        <w:numPr>
-          <w:ilvl w:val="0"/>
-          <w:numId w:val="21"/>
-        </w:numPr>
-      </w:pPr>
-      <w:r>
-        <w:t>User logs in → password verified → JWT token generated with payload:</w:t>
-      </w:r>
-    </w:p>
-    <w:p>
-      <w:r>
-        <w:t>{</w:t>
-      </w:r>
-    </w:p>
-    <w:p>
-      <w:r>
-        <w:t xml:space="preserve">  "sub": "user_email@example.com",</w:t>
-      </w:r>
-    </w:p>
-    <w:p>
-      <w:r>
-        <w:t xml:space="preserve">  "exp": "expiry timestamp"</w:t>
-      </w:r>
-    </w:p>
-    <w:p>
-      <w:r>
-        <w:t>}</w:t>
-      </w:r>
-    </w:p>
-    <w:p>
-      <w:pPr>
-        <w:numPr>
-          <w:ilvl w:val="0"/>
-          <w:numId w:val="22"/>
-        </w:numPr>
-      </w:pPr>
-      <w:r>
-        <w:t xml:space="preserve">User sends token in </w:t>
-      </w:r>
-      <w:r>
-        <w:rPr>
-          <w:b/>
-          <w:bCs/>
-        </w:rPr>
-        <w:t>Authorization header</w:t>
-      </w:r>
-      <w:r>
-        <w:t xml:space="preserve"> for protected routes:</w:t>
-      </w:r>
-    </w:p>
-    <w:p>
-      <w:r>
-        <w:t>Authorization: Bearer &lt;JWT_TOKEN&gt;</w:t>
-      </w:r>
-    </w:p>
-    <w:p>
-      <w:pPr>
-        <w:numPr>
-          <w:ilvl w:val="0"/>
-          <w:numId w:val="23"/>
-        </w:numPr>
-      </w:pPr>
-      <w:r>
-        <w:t>get_current_user dependency:</w:t>
-      </w:r>
-    </w:p>
-    <w:p>
-      <w:pPr>
-        <w:numPr>
-          <w:ilvl w:val="1"/>
-          <w:numId w:val="23"/>
-        </w:numPr>
-      </w:pPr>
-      <w:r>
-        <w:lastRenderedPageBreak/>
-        <w:t>Reads header, validates token, decodes JWT</w:t>
-      </w:r>
-    </w:p>
-    <w:p>
-      <w:pPr>
-        <w:numPr>
-          <w:ilvl w:val="1"/>
-          <w:numId w:val="23"/>
-        </w:numPr>
-      </w:pPr>
-      <w:r>
-        <w:t>Retrieves user from DB</w:t>
-      </w:r>
-    </w:p>
-    <w:p>
-      <w:pPr>
-        <w:numPr>
-          <w:ilvl w:val="1"/>
-          <w:numId w:val="23"/>
-        </w:numPr>
-      </w:pPr>
-      <w:r>
-        <w:t>Raises 401 Unauthorized if token missing/invalid or user not found</w:t>
-      </w:r>
-    </w:p>
-    <w:p>
-      <w:r>
-        <w:pict w14:anchorId="1C2ED27B">
-          <v:rect id="_x0000_i1043" style="width:0;height:1.5pt" o:hralign="center" o:hrstd="t" o:hr="t" fillcolor="#a0a0a0" stroked="f"/>
-        </w:pict>
-      </w:r>
-    </w:p>
-    <w:p>
-      <w:pPr>
-        <w:rPr>
-          <w:b/>
-          <w:bCs/>
-        </w:rPr>
-      </w:pPr>
-      <w:r>
-        <w:rPr>
-          <w:b/>
-          <w:bCs/>
-        </w:rPr>
-        <w:t>Sample Request &amp; Response</w:t>
-      </w:r>
-    </w:p>
-    <w:p>
-      <w:r>
-        <w:rPr>
-          <w:b/>
-          <w:bCs/>
-        </w:rPr>
-        <w:t>Login Request:</w:t>
-      </w:r>
-    </w:p>
-    <w:p>
-      <w:r>
-        <w:t>POST /users/login</w:t>
-      </w:r>
-    </w:p>
-    <w:p>
-      <w:r>
-        <w:t>{</w:t>
-      </w:r>
-    </w:p>
-    <w:p>
-      <w:r>
-        <w:t xml:space="preserve">  "email": "fatima@example.com",</w:t>
-      </w:r>
-    </w:p>
-    <w:p>
-      <w:r>
-        <w:t xml:space="preserve">  "password": "mypassword123"</w:t>
-      </w:r>
-    </w:p>
-    <w:p>
-      <w:r>
-        <w:t>}</w:t>
-      </w:r>
-    </w:p>
-    <w:p>
-      <w:r>
-        <w:rPr>
-          <w:b/>
-          <w:bCs/>
-        </w:rPr>
-        <w:t>Login Response:</w:t>
-      </w:r>
-    </w:p>
-    <w:p>
-      <w:r>
-        <w:t>{</w:t>
-      </w:r>
-    </w:p>
-    <w:p>
-      <w:r>
-        <w:t xml:space="preserve">  "access_token": "&lt;JWT_TOKEN&gt;",</w:t>
-      </w:r>
-    </w:p>
-    <w:p>
-      <w:r>
-        <w:t xml:space="preserve">  "token_type": "bearer"</w:t>
-      </w:r>
-    </w:p>
-    <w:p>
-      <w:r>
-        <w:t>}</w:t>
-      </w:r>
-    </w:p>
-    <w:p>
-      <w:r>
-        <w:rPr>
-          <w:b/>
-          <w:bCs/>
-        </w:rPr>
-        <w:t>Protected Route Request:</w:t>
-      </w:r>
-    </w:p>
-    <w:p>
-      <w:r>
-        <w:t>GET /users/me</w:t>
-      </w:r>
-    </w:p>
-    <w:p>
-      <w:r>
-        <w:t>Authorization: Bearer &lt;JWT_TOKEN&gt;</w:t>
-      </w:r>
-    </w:p>
-    <w:p>
-      <w:r>
-        <w:rPr>
-          <w:b/>
-          <w:bCs/>
-        </w:rPr>
-        <w:t>Response:</w:t>
-      </w:r>
-    </w:p>
-    <w:p>
-      <w:r>
-        <w:t>{</w:t>
-      </w:r>
-    </w:p>
-    <w:p>
-      <w:r>
-        <w:t xml:space="preserve">  "id": 1,</w:t>
-      </w:r>
-    </w:p>
-    <w:p>
-      <w:r>
-        <w:t xml:space="preserve">  "username": "fatima",</w:t>
-      </w:r>
-    </w:p>
-    <w:p>
-      <w:r>
-        <w:t xml:space="preserve">  "email": "fatima@example.com"</w:t>
-      </w:r>
-    </w:p>
-    <w:p>
-      <w:r>
-        <w:t>}</w:t>
-      </w:r>
-    </w:p>
-    <w:p>
-      <w:r>
-        <w:pict w14:anchorId="4B4D7453">
-          <v:rect id="_x0000_i1044" style="width:0;height:1.5pt" o:hralign="center" o:hrstd="t" o:hr="t" fillcolor="#a0a0a0" stroked="f"/>
-        </w:pict>
-      </w:r>
-    </w:p>
-    <w:p>
-      <w:pPr>
-        <w:rPr>
-          <w:b/>
-          <w:bCs/>
-        </w:rPr>
-      </w:pPr>
-      <w:r>
-        <w:rPr>
-          <w:b/>
-          <w:bCs/>
-        </w:rPr>
-        <w:lastRenderedPageBreak/>
-        <w:t>Concepts Covered</w:t>
-      </w:r>
-    </w:p>
-    <w:p>
-      <w:pPr>
-        <w:numPr>
-          <w:ilvl w:val="0"/>
-          <w:numId w:val="24"/>
-        </w:numPr>
-      </w:pPr>
-      <w:r>
-        <w:rPr>
-          <w:b/>
-          <w:bCs/>
-        </w:rPr>
-        <w:t>JWT Authentication</w:t>
-      </w:r>
-      <w:r>
-        <w:t>: Secure token-based authentication</w:t>
-      </w:r>
-    </w:p>
-    <w:p>
-      <w:pPr>
-        <w:numPr>
-          <w:ilvl w:val="0"/>
-          <w:numId w:val="24"/>
-        </w:numPr>
-      </w:pPr>
-      <w:r>
-        <w:rPr>
-          <w:b/>
-          <w:bCs/>
-        </w:rPr>
-        <w:t>Password Hashing</w:t>
-      </w:r>
-      <w:r>
-        <w:t>: Using bcrypt for storing passwords safely</w:t>
-      </w:r>
-    </w:p>
-    <w:p>
-      <w:pPr>
-        <w:numPr>
-          <w:ilvl w:val="0"/>
-          <w:numId w:val="24"/>
-        </w:numPr>
-      </w:pPr>
-      <w:r>
-        <w:rPr>
-          <w:b/>
-          <w:bCs/>
-        </w:rPr>
-        <w:t>Manual Header Parsing</w:t>
-      </w:r>
-      <w:r>
-        <w:t>: Avoid using OAuth2 in Swagger, remove Authorize button</w:t>
-      </w:r>
-    </w:p>
-    <w:p>
-      <w:pPr>
-        <w:numPr>
-          <w:ilvl w:val="0"/>
-          <w:numId w:val="24"/>
-        </w:numPr>
-      </w:pPr>
-      <w:r>
-        <w:rPr>
-          <w:b/>
-          <w:bCs/>
-        </w:rPr>
-        <w:t>Dependency Injection</w:t>
-      </w:r>
-      <w:r>
-        <w:t>: get_current_user used with Depends to protect routes</w:t>
-      </w:r>
-    </w:p>
-    <w:p>
-      <w:pPr>
-        <w:numPr>
-          <w:ilvl w:val="0"/>
-          <w:numId w:val="24"/>
-        </w:numPr>
-      </w:pPr>
-      <w:r>
-        <w:rPr>
-          <w:b/>
-          <w:bCs/>
-        </w:rPr>
-        <w:t>Token Expiry Handling</w:t>
-      </w:r>
-      <w:r>
-        <w:t>: Tokens expire after 30 minutes by default</w:t>
-      </w:r>
-    </w:p>
-    <w:p>
-      <w:pPr>
-        <w:numPr>
-          <w:ilvl w:val="0"/>
-          <w:numId w:val="24"/>
-        </w:numPr>
-      </w:pPr>
-      <w:r>
-        <w:rPr>
-          <w:b/>
-          <w:bCs/>
-        </w:rPr>
-        <w:t>Error Handling</w:t>
-      </w:r>
-      <w:r>
-        <w:t>: 401 Unauthorized for invalid/missing tokens, 404 for missing users</w:t>
-      </w:r>
-    </w:p>
-    <w:p>
-      <w:pPr>
-        <w:numPr>
-          <w:ilvl w:val="0"/>
-          <w:numId w:val="24"/>
-        </w:numPr>
-      </w:pPr>
-      <w:r>
-        <w:rPr>
-          <w:b/>
-          <w:bCs/>
-        </w:rPr>
-        <w:t>Modular Code Structure</w:t>
-      </w:r>
-      <w:r>
-        <w:t>: JWT logic separated into utils for clean design</w:t>
-      </w:r>
-    </w:p>
-    <w:p>
-      <w:r>
-        <w:pict w14:anchorId="75748478">
-          <v:rect id="_x0000_i1045" style="width:0;height:1.5pt" o:hralign="center" o:hrstd="t" o:hr="t" fillcolor="#a0a0a0" stroked="f"/>
-        </w:pict>
-      </w:r>
-    </w:p>
-    <w:p>
-      <w:pPr>
-        <w:rPr>
-          <w:b/>
-          <w:bCs/>
-        </w:rPr>
-      </w:pPr>
-      <w:r>
-        <w:rPr>
-          <w:b/>
-          <w:bCs/>
-        </w:rPr>
-        <w:t>Testing JWT Authentication</w:t>
-      </w:r>
-    </w:p>
-    <w:p>
-      <w:r>
-        <w:rPr>
-          <w:b/>
-          <w:bCs/>
-        </w:rPr>
-        <w:t>Swagger UI:</w:t>
-      </w:r>
-    </w:p>
-    <w:p>
-      <w:pPr>
-        <w:numPr>
-          <w:ilvl w:val="0"/>
-          <w:numId w:val="25"/>
-        </w:numPr>
-      </w:pPr>
-      <w:r>
-        <w:t>/users/register → create user</w:t>
-      </w:r>
-    </w:p>
-    <w:p>
-      <w:pPr>
-        <w:numPr>
-          <w:ilvl w:val="0"/>
-          <w:numId w:val="25"/>
-        </w:numPr>
-      </w:pPr>
-      <w:r>
-        <w:t>/users/login → get JWT token</w:t>
-      </w:r>
-    </w:p>
-    <w:p>
-      <w:pPr>
-        <w:numPr>
-          <w:ilvl w:val="0"/>
-          <w:numId w:val="25"/>
-        </w:numPr>
-      </w:pPr>
-      <w:r>
-        <w:t xml:space="preserve">/users/me → paste JWT in </w:t>
-      </w:r>
-      <w:r>
-        <w:rPr>
-          <w:b/>
-          <w:bCs/>
-        </w:rPr>
-        <w:t>Authorization header manually</w:t>
-      </w:r>
-      <w:r>
-        <w:t xml:space="preserve"> → returns user info</w:t>
-      </w:r>
-    </w:p>
-    <w:p>
-      <w:r>
-        <w:rPr>
-          <w:b/>
-          <w:bCs/>
-        </w:rPr>
-        <w:t>cURL Example:</w:t>
-      </w:r>
-    </w:p>
-    <w:p>
-      <w:r>
-        <w:t># Login</w:t>
-      </w:r>
-    </w:p>
-    <w:p>
-      <w:r>
-        <w:t>curl -X POST "http://127.0.0.1:8000/users/login" \</w:t>
-      </w:r>
-    </w:p>
-    <w:p>
-      <w:r>
-        <w:t>-H "Content-Type: application/json" \</w:t>
-      </w:r>
-    </w:p>
-    <w:p>
-      <w:r>
-        <w:t>-d '{"email":"fatima@example.com","password":"mypassword123"}'</w:t>
-      </w:r>
-    </w:p>
-    <w:p/>
-    <w:p>
-      <w:r>
-        <w:t># Access protected route</w:t>
-      </w:r>
-    </w:p>
-    <w:p>
-      <w:r>
-        <w:t>curl -X GET "http://127.0.0.1:8000/users/me" \</w:t>
-      </w:r>
-    </w:p>
-    <w:p>
-      <w:r>
-        <w:t>-H "Authorization: Bearer &lt;JWT_TOKEN&gt;"</w:t>
-      </w:r>
-    </w:p>
-    <w:p>
-      <w:r>
-        <w:pict w14:anchorId="120AD427">
-          <v:rect id="_x0000_i1046" style="width:0;height:1.5pt" o:hralign="center" o:hrstd="t" o:hr="t" fillcolor="#a0a0a0" stroked="f"/>
-        </w:pict>
-      </w:r>
-    </w:p>
-    <w:p>
-      <w:pPr>
-        <w:rPr>
-          <w:b/>
-          <w:bCs/>
-        </w:rPr>
-      </w:pPr>
-      <w:r>
-        <w:rPr>
-          <w:b/>
-          <w:bCs/>
-        </w:rPr>
-        <w:t>Challenges Faced</w:t>
-      </w:r>
-    </w:p>
-    <w:p>
-      <w:pPr>
-        <w:numPr>
-          <w:ilvl w:val="0"/>
-          <w:numId w:val="26"/>
-        </w:numPr>
-      </w:pPr>
-      <w:r>
-        <w:t>Correctly parsing the Authorization header manually</w:t>
-      </w:r>
-    </w:p>
-    <w:p>
-      <w:pPr>
-        <w:numPr>
-          <w:ilvl w:val="0"/>
-          <w:numId w:val="26"/>
-        </w:numPr>
-      </w:pPr>
-      <w:r>
-        <w:lastRenderedPageBreak/>
-        <w:t>Ensuring token expiry works correctly</w:t>
-      </w:r>
-    </w:p>
-    <w:p>
-      <w:pPr>
-        <w:numPr>
-          <w:ilvl w:val="0"/>
-          <w:numId w:val="26"/>
-        </w:numPr>
-      </w:pPr>
-      <w:r>
-        <w:t>Avoiding Swagger “Authorize” button while keeping JWT authentication functional</w:t>
-      </w:r>
-    </w:p>
-    <w:p>
-      <w:pPr>
-        <w:numPr>
-          <w:ilvl w:val="0"/>
-          <w:numId w:val="26"/>
-        </w:numPr>
-      </w:pPr>
-      <w:r>
-        <w:t>Integrating JWT auth with existing database session dependency</w:t>
-      </w:r>
-    </w:p>
-    <w:p>
-      <w:r>
-        <w:pict w14:anchorId="447986A7">
-          <v:rect id="_x0000_i1047" style="width:0;height:1.5pt" o:hralign="center" o:hrstd="t" o:hr="t" fillcolor="#a0a0a0" stroked="f"/>
-        </w:pict>
-      </w:r>
-    </w:p>
-    <w:p>
-      <w:pPr>
-        <w:rPr>
-          <w:b/>
-          <w:bCs/>
-        </w:rPr>
-      </w:pPr>
-      <w:r>
-        <w:rPr>
-          <w:b/>
-          <w:bCs/>
-        </w:rPr>
-        <w:t>Key Learnings</w:t>
-      </w:r>
-    </w:p>
-    <w:p>
-      <w:pPr>
-        <w:numPr>
-          <w:ilvl w:val="0"/>
-          <w:numId w:val="27"/>
-        </w:numPr>
-      </w:pPr>
-      <w:r>
-        <w:t>Implemented full JWT authentication with FastAPI</w:t>
-      </w:r>
-    </w:p>
-    <w:p>
-      <w:pPr>
-        <w:numPr>
-          <w:ilvl w:val="0"/>
-          <w:numId w:val="27"/>
-        </w:numPr>
-      </w:pPr>
-      <w:r>
-        <w:t>Learned how to generate, decode, and validate tokens manually</w:t>
-      </w:r>
-    </w:p>
-    <w:p>
-      <w:pPr>
-        <w:numPr>
-          <w:ilvl w:val="0"/>
-          <w:numId w:val="27"/>
-        </w:numPr>
-      </w:pPr>
-      <w:r>
-        <w:t>Learned secure password storage using passlib</w:t>
-      </w:r>
-    </w:p>
-    <w:p>
-      <w:pPr>
-        <w:numPr>
-          <w:ilvl w:val="0"/>
-          <w:numId w:val="27"/>
-        </w:numPr>
-      </w:pPr>
-      <w:r>
-        <w:t>Learned route protection using dependency injection</w:t>
-      </w:r>
-    </w:p>
-    <w:p>
-      <w:pPr>
-        <w:numPr>
-          <w:ilvl w:val="0"/>
-          <w:numId w:val="27"/>
-        </w:numPr>
-      </w:pPr>
-      <w:r>
-        <w:t>Practiced testing with Swagger UI and curl</w:t>
-      </w:r>
-    </w:p>
-    <w:p>
-      <w:pPr>
-        <w:numPr>
-          <w:ilvl w:val="0"/>
-          <w:numId w:val="27"/>
-        </w:numPr>
-      </w:pPr>
-      <w:r>
-        <w:t>Prepared backend for future role-based access and advanced security features</w:t>
-      </w:r>
-    </w:p>
-    <w:p>
-      <w:r>
-        <w:pict w14:anchorId="052F8E23">
-          <v:rect id="_x0000_i1048" style="width:0;height:1.5pt" o:hralign="center" o:hrstd="t" o:hr="t" fillcolor="#a0a0a0" stroked="f"/>
+          <w:numId w:val="38"/>
+        </w:numPr>
+      </w:pPr>
+      <w:r>
+        <w:t xml:space="preserve">Prepared backend for </w:t>
+      </w:r>
+      <w:r>
+        <w:rPr>
+          <w:b/>
+          <w:bCs/>
+        </w:rPr>
+        <w:t>future role-based access control and advanced security</w:t>
+      </w:r>
+    </w:p>
+    <w:p>
+      <w:r>
+        <w:pict w14:anchorId="45DE93D0">
+          <v:rect id="_x0000_i1176" style="width:0;height:1.5pt" o:hralign="center" o:hrstd="t" o:hr="t" fillcolor="#a0a0a0" stroked="f"/>
         </w:pict>
       </w:r>
     </w:p>
@@ -3062,6 +4023,155 @@
 <file path=word/numbering.xml><?xml version="1.0" encoding="utf-8"?>
 <w:numbering xmlns:wpc="http://schemas.microsoft.com/office/word/2010/wordprocessingCanvas" xmlns:cx="http://schemas.microsoft.com/office/drawing/2014/chartex" xmlns:cx1="http://schemas.microsoft.com/office/drawing/2015/9/8/chartex" xmlns:cx2="http://schemas.microsoft.com/office/drawing/2015/10/21/chartex" xmlns:cx3="http://schemas.microsoft.com/office/drawing/2016/5/9/chartex" xmlns:cx4="http://schemas.microsoft.com/office/drawing/2016/5/10/chartex" xmlns:cx5="http://schemas.microsoft.com/office/drawing/2016/5/11/chartex" xmlns:cx6="http://schemas.microsoft.com/office/drawing/2016/5/12/chartex" xmlns:cx7="http://schemas.microsoft.com/office/drawing/2016/5/13/chartex" xmlns:cx8="http://schemas.microsoft.com/office/drawing/2016/5/14/chartex" xmlns:mc="http://schemas.openxmlformats.org/markup-compatibility/2006" xmlns:aink="http://schemas.microsoft.com/office/drawing/2016/ink" xmlns:am3d="http://schemas.microsoft.com/office/drawing/2017/model3d" xmlns:o="urn:schemas-microsoft-com:office:office" xmlns:oel="http://schemas.microsoft.com/office/2019/extlst" xmlns:r="http://schemas.openxmlformats.org/officeDocument/2006/relationships" xmlns:m="http://schemas.openxmlformats.org/officeDocument/2006/math" xmlns:v="urn:schemas-microsoft-com:vml" xmlns:wp14="http://schemas.microsoft.com/office/word/2010/wordprocessingDrawing" xmlns:wp="http://schemas.openxmlformats.org/drawingml/2006/wordprocessingDrawing" xmlns:w10="urn:schemas-microsoft-com:office:word" xmlns:w="http://schemas.openxmlformats.org/wordprocessingml/2006/main" xmlns:w14="http://schemas.microsoft.com/office/word/2010/wordml" xmlns:w15="http://schemas.microsoft.com/office/word/2012/wordml" xmlns:w16cex="http://schemas.microsoft.com/office/word/2018/wordml/cex" xmlns:w16cid="http://schemas.microsoft.com/office/word/2016/wordml/cid" xmlns:w16="http://schemas.microsoft.com/office/word/2018/wordml" xmlns:w16du="http://schemas.microsoft.com/office/word/2023/wordml/word16du" xmlns:w16sdtdh="http://schemas.microsoft.com/office/word/2020/wordml/sdtdatahash" xmlns:w16sdtfl="http://schemas.microsoft.com/office/word/2024/wordml/sdtformatlock" xmlns:w16se="http://schemas.microsoft.com/office/word/2015/wordml/symex" xmlns:wpg="http://schemas.microsoft.com/office/word/2010/wordprocessingGroup" xmlns:wpi="http://schemas.microsoft.com/office/word/2010/wordprocessingInk" xmlns:wne="http://schemas.microsoft.com/office/word/2006/wordml" xmlns:wps="http://schemas.microsoft.com/office/word/2010/wordprocessingShape" mc:Ignorable="w14 w15 w16se w16cid w16 w16cex w16sdtdh w16sdtfl w16du wp14">
   <w:abstractNum w:abstractNumId="0" w15:restartNumberingAfterBreak="0">
+    <w:nsid w:val="051113A2"/>
+    <w:multiLevelType w:val="multilevel"/>
+    <w:tmpl w:val="C696DF36"/>
+    <w:lvl w:ilvl="0">
+      <w:start w:val="1"/>
+      <w:numFmt w:val="bullet"/>
+      <w:lvlText w:val=""/>
+      <w:lvlJc w:val="left"/>
+      <w:pPr>
+        <w:tabs>
+          <w:tab w:val="num" w:pos="720"/>
+        </w:tabs>
+        <w:ind w:left="720" w:hanging="360"/>
+      </w:pPr>
+      <w:rPr>
+        <w:rFonts w:ascii="Symbol" w:hAnsi="Symbol" w:hint="default"/>
+        <w:sz w:val="20"/>
+      </w:rPr>
+    </w:lvl>
+    <w:lvl w:ilvl="1" w:tentative="1">
+      <w:start w:val="1"/>
+      <w:numFmt w:val="bullet"/>
+      <w:lvlText w:val="o"/>
+      <w:lvlJc w:val="left"/>
+      <w:pPr>
+        <w:tabs>
+          <w:tab w:val="num" w:pos="1440"/>
+        </w:tabs>
+        <w:ind w:left="1440" w:hanging="360"/>
+      </w:pPr>
+      <w:rPr>
+        <w:rFonts w:ascii="Courier New" w:hAnsi="Courier New" w:hint="default"/>
+        <w:sz w:val="20"/>
+      </w:rPr>
+    </w:lvl>
+    <w:lvl w:ilvl="2" w:tentative="1">
+      <w:start w:val="1"/>
+      <w:numFmt w:val="bullet"/>
+      <w:lvlText w:val=""/>
+      <w:lvlJc w:val="left"/>
+      <w:pPr>
+        <w:tabs>
+          <w:tab w:val="num" w:pos="2160"/>
+        </w:tabs>
+        <w:ind w:left="2160" w:hanging="360"/>
+      </w:pPr>
+      <w:rPr>
+        <w:rFonts w:ascii="Wingdings" w:hAnsi="Wingdings" w:hint="default"/>
+        <w:sz w:val="20"/>
+      </w:rPr>
+    </w:lvl>
+    <w:lvl w:ilvl="3" w:tentative="1">
+      <w:start w:val="1"/>
+      <w:numFmt w:val="bullet"/>
+      <w:lvlText w:val=""/>
+      <w:lvlJc w:val="left"/>
+      <w:pPr>
+        <w:tabs>
+          <w:tab w:val="num" w:pos="2880"/>
+        </w:tabs>
+        <w:ind w:left="2880" w:hanging="360"/>
+      </w:pPr>
+      <w:rPr>
+        <w:rFonts w:ascii="Wingdings" w:hAnsi="Wingdings" w:hint="default"/>
+        <w:sz w:val="20"/>
+      </w:rPr>
+    </w:lvl>
+    <w:lvl w:ilvl="4" w:tentative="1">
+      <w:start w:val="1"/>
+      <w:numFmt w:val="bullet"/>
+      <w:lvlText w:val=""/>
+      <w:lvlJc w:val="left"/>
+      <w:pPr>
+        <w:tabs>
+          <w:tab w:val="num" w:pos="3600"/>
+        </w:tabs>
+        <w:ind w:left="3600" w:hanging="360"/>
+      </w:pPr>
+      <w:rPr>
+        <w:rFonts w:ascii="Wingdings" w:hAnsi="Wingdings" w:hint="default"/>
+        <w:sz w:val="20"/>
+      </w:rPr>
+    </w:lvl>
+    <w:lvl w:ilvl="5" w:tentative="1">
+      <w:start w:val="1"/>
+      <w:numFmt w:val="bullet"/>
+      <w:lvlText w:val=""/>
+      <w:lvlJc w:val="left"/>
+      <w:pPr>
+        <w:tabs>
+          <w:tab w:val="num" w:pos="4320"/>
+        </w:tabs>
+        <w:ind w:left="4320" w:hanging="360"/>
+      </w:pPr>
+      <w:rPr>
+        <w:rFonts w:ascii="Wingdings" w:hAnsi="Wingdings" w:hint="default"/>
+        <w:sz w:val="20"/>
+      </w:rPr>
+    </w:lvl>
+    <w:lvl w:ilvl="6" w:tentative="1">
+      <w:start w:val="1"/>
+      <w:numFmt w:val="bullet"/>
+      <w:lvlText w:val=""/>
+      <w:lvlJc w:val="left"/>
+      <w:pPr>
+        <w:tabs>
+          <w:tab w:val="num" w:pos="5040"/>
+        </w:tabs>
+        <w:ind w:left="5040" w:hanging="360"/>
+      </w:pPr>
+      <w:rPr>
+        <w:rFonts w:ascii="Wingdings" w:hAnsi="Wingdings" w:hint="default"/>
+        <w:sz w:val="20"/>
+      </w:rPr>
+    </w:lvl>
+    <w:lvl w:ilvl="7" w:tentative="1">
+      <w:start w:val="1"/>
+      <w:numFmt w:val="bullet"/>
+      <w:lvlText w:val=""/>
+      <w:lvlJc w:val="left"/>
+      <w:pPr>
+        <w:tabs>
+          <w:tab w:val="num" w:pos="5760"/>
+        </w:tabs>
+        <w:ind w:left="5760" w:hanging="360"/>
+      </w:pPr>
+      <w:rPr>
+        <w:rFonts w:ascii="Wingdings" w:hAnsi="Wingdings" w:hint="default"/>
+        <w:sz w:val="20"/>
+      </w:rPr>
+    </w:lvl>
+    <w:lvl w:ilvl="8" w:tentative="1">
+      <w:start w:val="1"/>
+      <w:numFmt w:val="bullet"/>
+      <w:lvlText w:val=""/>
+      <w:lvlJc w:val="left"/>
+      <w:pPr>
+        <w:tabs>
+          <w:tab w:val="num" w:pos="6480"/>
+        </w:tabs>
+        <w:ind w:left="6480" w:hanging="360"/>
+      </w:pPr>
+      <w:rPr>
+        <w:rFonts w:ascii="Wingdings" w:hAnsi="Wingdings" w:hint="default"/>
+        <w:sz w:val="20"/>
+      </w:rPr>
+    </w:lvl>
+  </w:abstractNum>
+  <w:abstractNum w:abstractNumId="1" w15:restartNumberingAfterBreak="0">
     <w:nsid w:val="08817FC1"/>
     <w:multiLevelType w:val="multilevel"/>
     <w:tmpl w:val="C95C5560"/>
@@ -3210,7 +4320,120 @@
       </w:rPr>
     </w:lvl>
   </w:abstractNum>
-  <w:abstractNum w:abstractNumId="1" w15:restartNumberingAfterBreak="0">
+  <w:abstractNum w:abstractNumId="2" w15:restartNumberingAfterBreak="0">
+    <w:nsid w:val="095252B2"/>
+    <w:multiLevelType w:val="multilevel"/>
+    <w:tmpl w:val="9620C0C0"/>
+    <w:lvl w:ilvl="0">
+      <w:start w:val="1"/>
+      <w:numFmt w:val="decimal"/>
+      <w:lvlText w:val="%1."/>
+      <w:lvlJc w:val="left"/>
+      <w:pPr>
+        <w:tabs>
+          <w:tab w:val="num" w:pos="720"/>
+        </w:tabs>
+        <w:ind w:left="720" w:hanging="360"/>
+      </w:pPr>
+    </w:lvl>
+    <w:lvl w:ilvl="1" w:tentative="1">
+      <w:start w:val="1"/>
+      <w:numFmt w:val="decimal"/>
+      <w:lvlText w:val="%2."/>
+      <w:lvlJc w:val="left"/>
+      <w:pPr>
+        <w:tabs>
+          <w:tab w:val="num" w:pos="1440"/>
+        </w:tabs>
+        <w:ind w:left="1440" w:hanging="360"/>
+      </w:pPr>
+    </w:lvl>
+    <w:lvl w:ilvl="2" w:tentative="1">
+      <w:start w:val="1"/>
+      <w:numFmt w:val="decimal"/>
+      <w:lvlText w:val="%3."/>
+      <w:lvlJc w:val="left"/>
+      <w:pPr>
+        <w:tabs>
+          <w:tab w:val="num" w:pos="2160"/>
+        </w:tabs>
+        <w:ind w:left="2160" w:hanging="360"/>
+      </w:pPr>
+    </w:lvl>
+    <w:lvl w:ilvl="3" w:tentative="1">
+      <w:start w:val="1"/>
+      <w:numFmt w:val="decimal"/>
+      <w:lvlText w:val="%4."/>
+      <w:lvlJc w:val="left"/>
+      <w:pPr>
+        <w:tabs>
+          <w:tab w:val="num" w:pos="2880"/>
+        </w:tabs>
+        <w:ind w:left="2880" w:hanging="360"/>
+      </w:pPr>
+    </w:lvl>
+    <w:lvl w:ilvl="4" w:tentative="1">
+      <w:start w:val="1"/>
+      <w:numFmt w:val="decimal"/>
+      <w:lvlText w:val="%5."/>
+      <w:lvlJc w:val="left"/>
+      <w:pPr>
+        <w:tabs>
+          <w:tab w:val="num" w:pos="3600"/>
+        </w:tabs>
+        <w:ind w:left="3600" w:hanging="360"/>
+      </w:pPr>
+    </w:lvl>
+    <w:lvl w:ilvl="5" w:tentative="1">
+      <w:start w:val="1"/>
+      <w:numFmt w:val="decimal"/>
+      <w:lvlText w:val="%6."/>
+      <w:lvlJc w:val="left"/>
+      <w:pPr>
+        <w:tabs>
+          <w:tab w:val="num" w:pos="4320"/>
+        </w:tabs>
+        <w:ind w:left="4320" w:hanging="360"/>
+      </w:pPr>
+    </w:lvl>
+    <w:lvl w:ilvl="6" w:tentative="1">
+      <w:start w:val="1"/>
+      <w:numFmt w:val="decimal"/>
+      <w:lvlText w:val="%7."/>
+      <w:lvlJc w:val="left"/>
+      <w:pPr>
+        <w:tabs>
+          <w:tab w:val="num" w:pos="5040"/>
+        </w:tabs>
+        <w:ind w:left="5040" w:hanging="360"/>
+      </w:pPr>
+    </w:lvl>
+    <w:lvl w:ilvl="7" w:tentative="1">
+      <w:start w:val="1"/>
+      <w:numFmt w:val="decimal"/>
+      <w:lvlText w:val="%8."/>
+      <w:lvlJc w:val="left"/>
+      <w:pPr>
+        <w:tabs>
+          <w:tab w:val="num" w:pos="5760"/>
+        </w:tabs>
+        <w:ind w:left="5760" w:hanging="360"/>
+      </w:pPr>
+    </w:lvl>
+    <w:lvl w:ilvl="8" w:tentative="1">
+      <w:start w:val="1"/>
+      <w:numFmt w:val="decimal"/>
+      <w:lvlText w:val="%9."/>
+      <w:lvlJc w:val="left"/>
+      <w:pPr>
+        <w:tabs>
+          <w:tab w:val="num" w:pos="6480"/>
+        </w:tabs>
+        <w:ind w:left="6480" w:hanging="360"/>
+      </w:pPr>
+    </w:lvl>
+  </w:abstractNum>
+  <w:abstractNum w:abstractNumId="3" w15:restartNumberingAfterBreak="0">
     <w:nsid w:val="106B1771"/>
     <w:multiLevelType w:val="multilevel"/>
     <w:tmpl w:val="0E64937E"/>
@@ -3359,7 +4582,156 @@
       </w:rPr>
     </w:lvl>
   </w:abstractNum>
-  <w:abstractNum w:abstractNumId="2" w15:restartNumberingAfterBreak="0">
+  <w:abstractNum w:abstractNumId="4" w15:restartNumberingAfterBreak="0">
+    <w:nsid w:val="18582411"/>
+    <w:multiLevelType w:val="multilevel"/>
+    <w:tmpl w:val="943E7648"/>
+    <w:lvl w:ilvl="0">
+      <w:start w:val="1"/>
+      <w:numFmt w:val="bullet"/>
+      <w:lvlText w:val=""/>
+      <w:lvlJc w:val="left"/>
+      <w:pPr>
+        <w:tabs>
+          <w:tab w:val="num" w:pos="720"/>
+        </w:tabs>
+        <w:ind w:left="720" w:hanging="360"/>
+      </w:pPr>
+      <w:rPr>
+        <w:rFonts w:ascii="Symbol" w:hAnsi="Symbol" w:hint="default"/>
+        <w:sz w:val="20"/>
+      </w:rPr>
+    </w:lvl>
+    <w:lvl w:ilvl="1">
+      <w:start w:val="1"/>
+      <w:numFmt w:val="bullet"/>
+      <w:lvlText w:val="o"/>
+      <w:lvlJc w:val="left"/>
+      <w:pPr>
+        <w:tabs>
+          <w:tab w:val="num" w:pos="1440"/>
+        </w:tabs>
+        <w:ind w:left="1440" w:hanging="360"/>
+      </w:pPr>
+      <w:rPr>
+        <w:rFonts w:ascii="Courier New" w:hAnsi="Courier New" w:hint="default"/>
+        <w:sz w:val="20"/>
+      </w:rPr>
+    </w:lvl>
+    <w:lvl w:ilvl="2" w:tentative="1">
+      <w:start w:val="1"/>
+      <w:numFmt w:val="bullet"/>
+      <w:lvlText w:val=""/>
+      <w:lvlJc w:val="left"/>
+      <w:pPr>
+        <w:tabs>
+          <w:tab w:val="num" w:pos="2160"/>
+        </w:tabs>
+        <w:ind w:left="2160" w:hanging="360"/>
+      </w:pPr>
+      <w:rPr>
+        <w:rFonts w:ascii="Wingdings" w:hAnsi="Wingdings" w:hint="default"/>
+        <w:sz w:val="20"/>
+      </w:rPr>
+    </w:lvl>
+    <w:lvl w:ilvl="3" w:tentative="1">
+      <w:start w:val="1"/>
+      <w:numFmt w:val="bullet"/>
+      <w:lvlText w:val=""/>
+      <w:lvlJc w:val="left"/>
+      <w:pPr>
+        <w:tabs>
+          <w:tab w:val="num" w:pos="2880"/>
+        </w:tabs>
+        <w:ind w:left="2880" w:hanging="360"/>
+      </w:pPr>
+      <w:rPr>
+        <w:rFonts w:ascii="Wingdings" w:hAnsi="Wingdings" w:hint="default"/>
+        <w:sz w:val="20"/>
+      </w:rPr>
+    </w:lvl>
+    <w:lvl w:ilvl="4" w:tentative="1">
+      <w:start w:val="1"/>
+      <w:numFmt w:val="bullet"/>
+      <w:lvlText w:val=""/>
+      <w:lvlJc w:val="left"/>
+      <w:pPr>
+        <w:tabs>
+          <w:tab w:val="num" w:pos="3600"/>
+        </w:tabs>
+        <w:ind w:left="3600" w:hanging="360"/>
+      </w:pPr>
+      <w:rPr>
+        <w:rFonts w:ascii="Wingdings" w:hAnsi="Wingdings" w:hint="default"/>
+        <w:sz w:val="20"/>
+      </w:rPr>
+    </w:lvl>
+    <w:lvl w:ilvl="5" w:tentative="1">
+      <w:start w:val="1"/>
+      <w:numFmt w:val="bullet"/>
+      <w:lvlText w:val=""/>
+      <w:lvlJc w:val="left"/>
+      <w:pPr>
+        <w:tabs>
+          <w:tab w:val="num" w:pos="4320"/>
+        </w:tabs>
+        <w:ind w:left="4320" w:hanging="360"/>
+      </w:pPr>
+      <w:rPr>
+        <w:rFonts w:ascii="Wingdings" w:hAnsi="Wingdings" w:hint="default"/>
+        <w:sz w:val="20"/>
+      </w:rPr>
+    </w:lvl>
+    <w:lvl w:ilvl="6" w:tentative="1">
+      <w:start w:val="1"/>
+      <w:numFmt w:val="bullet"/>
+      <w:lvlText w:val=""/>
+      <w:lvlJc w:val="left"/>
+      <w:pPr>
+        <w:tabs>
+          <w:tab w:val="num" w:pos="5040"/>
+        </w:tabs>
+        <w:ind w:left="5040" w:hanging="360"/>
+      </w:pPr>
+      <w:rPr>
+        <w:rFonts w:ascii="Wingdings" w:hAnsi="Wingdings" w:hint="default"/>
+        <w:sz w:val="20"/>
+      </w:rPr>
+    </w:lvl>
+    <w:lvl w:ilvl="7" w:tentative="1">
+      <w:start w:val="1"/>
+      <w:numFmt w:val="bullet"/>
+      <w:lvlText w:val=""/>
+      <w:lvlJc w:val="left"/>
+      <w:pPr>
+        <w:tabs>
+          <w:tab w:val="num" w:pos="5760"/>
+        </w:tabs>
+        <w:ind w:left="5760" w:hanging="360"/>
+      </w:pPr>
+      <w:rPr>
+        <w:rFonts w:ascii="Wingdings" w:hAnsi="Wingdings" w:hint="default"/>
+        <w:sz w:val="20"/>
+      </w:rPr>
+    </w:lvl>
+    <w:lvl w:ilvl="8" w:tentative="1">
+      <w:start w:val="1"/>
+      <w:numFmt w:val="bullet"/>
+      <w:lvlText w:val=""/>
+      <w:lvlJc w:val="left"/>
+      <w:pPr>
+        <w:tabs>
+          <w:tab w:val="num" w:pos="6480"/>
+        </w:tabs>
+        <w:ind w:left="6480" w:hanging="360"/>
+      </w:pPr>
+      <w:rPr>
+        <w:rFonts w:ascii="Wingdings" w:hAnsi="Wingdings" w:hint="default"/>
+        <w:sz w:val="20"/>
+      </w:rPr>
+    </w:lvl>
+  </w:abstractNum>
+  <w:abstractNum w:abstractNumId="5" w15:restartNumberingAfterBreak="0">
     <w:nsid w:val="1B7F1F0B"/>
     <w:multiLevelType w:val="multilevel"/>
     <w:tmpl w:val="3BBC1BF6"/>
@@ -3508,7 +4880,156 @@
       </w:rPr>
     </w:lvl>
   </w:abstractNum>
-  <w:abstractNum w:abstractNumId="3" w15:restartNumberingAfterBreak="0">
+  <w:abstractNum w:abstractNumId="6" w15:restartNumberingAfterBreak="0">
+    <w:nsid w:val="1D836313"/>
+    <w:multiLevelType w:val="multilevel"/>
+    <w:tmpl w:val="59D0FB62"/>
+    <w:lvl w:ilvl="0">
+      <w:start w:val="1"/>
+      <w:numFmt w:val="bullet"/>
+      <w:lvlText w:val=""/>
+      <w:lvlJc w:val="left"/>
+      <w:pPr>
+        <w:tabs>
+          <w:tab w:val="num" w:pos="720"/>
+        </w:tabs>
+        <w:ind w:left="720" w:hanging="360"/>
+      </w:pPr>
+      <w:rPr>
+        <w:rFonts w:ascii="Symbol" w:hAnsi="Symbol" w:hint="default"/>
+        <w:sz w:val="20"/>
+      </w:rPr>
+    </w:lvl>
+    <w:lvl w:ilvl="1" w:tentative="1">
+      <w:start w:val="1"/>
+      <w:numFmt w:val="bullet"/>
+      <w:lvlText w:val="o"/>
+      <w:lvlJc w:val="left"/>
+      <w:pPr>
+        <w:tabs>
+          <w:tab w:val="num" w:pos="1440"/>
+        </w:tabs>
+        <w:ind w:left="1440" w:hanging="360"/>
+      </w:pPr>
+      <w:rPr>
+        <w:rFonts w:ascii="Courier New" w:hAnsi="Courier New" w:hint="default"/>
+        <w:sz w:val="20"/>
+      </w:rPr>
+    </w:lvl>
+    <w:lvl w:ilvl="2" w:tentative="1">
+      <w:start w:val="1"/>
+      <w:numFmt w:val="bullet"/>
+      <w:lvlText w:val=""/>
+      <w:lvlJc w:val="left"/>
+      <w:pPr>
+        <w:tabs>
+          <w:tab w:val="num" w:pos="2160"/>
+        </w:tabs>
+        <w:ind w:left="2160" w:hanging="360"/>
+      </w:pPr>
+      <w:rPr>
+        <w:rFonts w:ascii="Wingdings" w:hAnsi="Wingdings" w:hint="default"/>
+        <w:sz w:val="20"/>
+      </w:rPr>
+    </w:lvl>
+    <w:lvl w:ilvl="3" w:tentative="1">
+      <w:start w:val="1"/>
+      <w:numFmt w:val="bullet"/>
+      <w:lvlText w:val=""/>
+      <w:lvlJc w:val="left"/>
+      <w:pPr>
+        <w:tabs>
+          <w:tab w:val="num" w:pos="2880"/>
+        </w:tabs>
+        <w:ind w:left="2880" w:hanging="360"/>
+      </w:pPr>
+      <w:rPr>
+        <w:rFonts w:ascii="Wingdings" w:hAnsi="Wingdings" w:hint="default"/>
+        <w:sz w:val="20"/>
+      </w:rPr>
+    </w:lvl>
+    <w:lvl w:ilvl="4" w:tentative="1">
+      <w:start w:val="1"/>
+      <w:numFmt w:val="bullet"/>
+      <w:lvlText w:val=""/>
+      <w:lvlJc w:val="left"/>
+      <w:pPr>
+        <w:tabs>
+          <w:tab w:val="num" w:pos="3600"/>
+        </w:tabs>
+        <w:ind w:left="3600" w:hanging="360"/>
+      </w:pPr>
+      <w:rPr>
+        <w:rFonts w:ascii="Wingdings" w:hAnsi="Wingdings" w:hint="default"/>
+        <w:sz w:val="20"/>
+      </w:rPr>
+    </w:lvl>
+    <w:lvl w:ilvl="5" w:tentative="1">
+      <w:start w:val="1"/>
+      <w:numFmt w:val="bullet"/>
+      <w:lvlText w:val=""/>
+      <w:lvlJc w:val="left"/>
+      <w:pPr>
+        <w:tabs>
+          <w:tab w:val="num" w:pos="4320"/>
+        </w:tabs>
+        <w:ind w:left="4320" w:hanging="360"/>
+      </w:pPr>
+      <w:rPr>
+        <w:rFonts w:ascii="Wingdings" w:hAnsi="Wingdings" w:hint="default"/>
+        <w:sz w:val="20"/>
+      </w:rPr>
+    </w:lvl>
+    <w:lvl w:ilvl="6" w:tentative="1">
+      <w:start w:val="1"/>
+      <w:numFmt w:val="bullet"/>
+      <w:lvlText w:val=""/>
+      <w:lvlJc w:val="left"/>
+      <w:pPr>
+        <w:tabs>
+          <w:tab w:val="num" w:pos="5040"/>
+        </w:tabs>
+        <w:ind w:left="5040" w:hanging="360"/>
+      </w:pPr>
+      <w:rPr>
+        <w:rFonts w:ascii="Wingdings" w:hAnsi="Wingdings" w:hint="default"/>
+        <w:sz w:val="20"/>
+      </w:rPr>
+    </w:lvl>
+    <w:lvl w:ilvl="7" w:tentative="1">
+      <w:start w:val="1"/>
+      <w:numFmt w:val="bullet"/>
+      <w:lvlText w:val=""/>
+      <w:lvlJc w:val="left"/>
+      <w:pPr>
+        <w:tabs>
+          <w:tab w:val="num" w:pos="5760"/>
+        </w:tabs>
+        <w:ind w:left="5760" w:hanging="360"/>
+      </w:pPr>
+      <w:rPr>
+        <w:rFonts w:ascii="Wingdings" w:hAnsi="Wingdings" w:hint="default"/>
+        <w:sz w:val="20"/>
+      </w:rPr>
+    </w:lvl>
+    <w:lvl w:ilvl="8" w:tentative="1">
+      <w:start w:val="1"/>
+      <w:numFmt w:val="bullet"/>
+      <w:lvlText w:val=""/>
+      <w:lvlJc w:val="left"/>
+      <w:pPr>
+        <w:tabs>
+          <w:tab w:val="num" w:pos="6480"/>
+        </w:tabs>
+        <w:ind w:left="6480" w:hanging="360"/>
+      </w:pPr>
+      <w:rPr>
+        <w:rFonts w:ascii="Wingdings" w:hAnsi="Wingdings" w:hint="default"/>
+        <w:sz w:val="20"/>
+      </w:rPr>
+    </w:lvl>
+  </w:abstractNum>
+  <w:abstractNum w:abstractNumId="7" w15:restartNumberingAfterBreak="0">
     <w:nsid w:val="1F7D2BFE"/>
     <w:multiLevelType w:val="multilevel"/>
     <w:tmpl w:val="B2D066C2"/>
@@ -3621,7 +5142,7 @@
       </w:pPr>
     </w:lvl>
   </w:abstractNum>
-  <w:abstractNum w:abstractNumId="4" w15:restartNumberingAfterBreak="0">
+  <w:abstractNum w:abstractNumId="8" w15:restartNumberingAfterBreak="0">
     <w:nsid w:val="235C3CE4"/>
     <w:multiLevelType w:val="multilevel"/>
     <w:tmpl w:val="77DEFF12"/>
@@ -3770,7 +5291,7 @@
       </w:rPr>
     </w:lvl>
   </w:abstractNum>
-  <w:abstractNum w:abstractNumId="5" w15:restartNumberingAfterBreak="0">
+  <w:abstractNum w:abstractNumId="9" w15:restartNumberingAfterBreak="0">
     <w:nsid w:val="25C8227C"/>
     <w:multiLevelType w:val="multilevel"/>
     <w:tmpl w:val="583C9128"/>
@@ -3919,7 +5440,7 @@
       </w:rPr>
     </w:lvl>
   </w:abstractNum>
-  <w:abstractNum w:abstractNumId="6" w15:restartNumberingAfterBreak="0">
+  <w:abstractNum w:abstractNumId="10" w15:restartNumberingAfterBreak="0">
     <w:nsid w:val="2B790917"/>
     <w:multiLevelType w:val="multilevel"/>
     <w:tmpl w:val="B2EEE740"/>
@@ -4068,7 +5589,7 @@
       </w:rPr>
     </w:lvl>
   </w:abstractNum>
-  <w:abstractNum w:abstractNumId="7" w15:restartNumberingAfterBreak="0">
+  <w:abstractNum w:abstractNumId="11" w15:restartNumberingAfterBreak="0">
     <w:nsid w:val="33753FAE"/>
     <w:multiLevelType w:val="multilevel"/>
     <w:tmpl w:val="6FE2928A"/>
@@ -4217,7 +5738,7 @@
       </w:rPr>
     </w:lvl>
   </w:abstractNum>
-  <w:abstractNum w:abstractNumId="8" w15:restartNumberingAfterBreak="0">
+  <w:abstractNum w:abstractNumId="12" w15:restartNumberingAfterBreak="0">
     <w:nsid w:val="385309DA"/>
     <w:multiLevelType w:val="multilevel"/>
     <w:tmpl w:val="23EA1FBA"/>
@@ -4366,7 +5887,7 @@
       </w:rPr>
     </w:lvl>
   </w:abstractNum>
-  <w:abstractNum w:abstractNumId="9" w15:restartNumberingAfterBreak="0">
+  <w:abstractNum w:abstractNumId="13" w15:restartNumberingAfterBreak="0">
     <w:nsid w:val="385B2AA4"/>
     <w:multiLevelType w:val="multilevel"/>
     <w:tmpl w:val="39946900"/>
@@ -4515,7 +6036,7 @@
       </w:rPr>
     </w:lvl>
   </w:abstractNum>
-  <w:abstractNum w:abstractNumId="10" w15:restartNumberingAfterBreak="0">
+  <w:abstractNum w:abstractNumId="14" w15:restartNumberingAfterBreak="0">
     <w:nsid w:val="387C1D3D"/>
     <w:multiLevelType w:val="multilevel"/>
     <w:tmpl w:val="A344058C"/>
@@ -4664,7 +6185,7 @@
       </w:rPr>
     </w:lvl>
   </w:abstractNum>
-  <w:abstractNum w:abstractNumId="11" w15:restartNumberingAfterBreak="0">
+  <w:abstractNum w:abstractNumId="15" w15:restartNumberingAfterBreak="0">
     <w:nsid w:val="3C942857"/>
     <w:multiLevelType w:val="multilevel"/>
     <w:tmpl w:val="BAD05EAC"/>
@@ -4813,7 +6334,7 @@
       </w:rPr>
     </w:lvl>
   </w:abstractNum>
-  <w:abstractNum w:abstractNumId="12" w15:restartNumberingAfterBreak="0">
+  <w:abstractNum w:abstractNumId="16" w15:restartNumberingAfterBreak="0">
     <w:nsid w:val="3EC25D7A"/>
     <w:multiLevelType w:val="multilevel"/>
     <w:tmpl w:val="A672FB68"/>
@@ -4962,7 +6483,418 @@
       </w:rPr>
     </w:lvl>
   </w:abstractNum>
-  <w:abstractNum w:abstractNumId="13" w15:restartNumberingAfterBreak="0">
+  <w:abstractNum w:abstractNumId="17" w15:restartNumberingAfterBreak="0">
+    <w:nsid w:val="49CD128A"/>
+    <w:multiLevelType w:val="multilevel"/>
+    <w:tmpl w:val="B1DCF770"/>
+    <w:lvl w:ilvl="0">
+      <w:start w:val="1"/>
+      <w:numFmt w:val="bullet"/>
+      <w:lvlText w:val=""/>
+      <w:lvlJc w:val="left"/>
+      <w:pPr>
+        <w:tabs>
+          <w:tab w:val="num" w:pos="720"/>
+        </w:tabs>
+        <w:ind w:left="720" w:hanging="360"/>
+      </w:pPr>
+      <w:rPr>
+        <w:rFonts w:ascii="Symbol" w:hAnsi="Symbol" w:hint="default"/>
+        <w:sz w:val="20"/>
+      </w:rPr>
+    </w:lvl>
+    <w:lvl w:ilvl="1" w:tentative="1">
+      <w:start w:val="1"/>
+      <w:numFmt w:val="bullet"/>
+      <w:lvlText w:val="o"/>
+      <w:lvlJc w:val="left"/>
+      <w:pPr>
+        <w:tabs>
+          <w:tab w:val="num" w:pos="1440"/>
+        </w:tabs>
+        <w:ind w:left="1440" w:hanging="360"/>
+      </w:pPr>
+      <w:rPr>
+        <w:rFonts w:ascii="Courier New" w:hAnsi="Courier New" w:hint="default"/>
+        <w:sz w:val="20"/>
+      </w:rPr>
+    </w:lvl>
+    <w:lvl w:ilvl="2" w:tentative="1">
+      <w:start w:val="1"/>
+      <w:numFmt w:val="bullet"/>
+      <w:lvlText w:val=""/>
+      <w:lvlJc w:val="left"/>
+      <w:pPr>
+        <w:tabs>
+          <w:tab w:val="num" w:pos="2160"/>
+        </w:tabs>
+        <w:ind w:left="2160" w:hanging="360"/>
+      </w:pPr>
+      <w:rPr>
+        <w:rFonts w:ascii="Wingdings" w:hAnsi="Wingdings" w:hint="default"/>
+        <w:sz w:val="20"/>
+      </w:rPr>
+    </w:lvl>
+    <w:lvl w:ilvl="3" w:tentative="1">
+      <w:start w:val="1"/>
+      <w:numFmt w:val="bullet"/>
+      <w:lvlText w:val=""/>
+      <w:lvlJc w:val="left"/>
+      <w:pPr>
+        <w:tabs>
+          <w:tab w:val="num" w:pos="2880"/>
+        </w:tabs>
+        <w:ind w:left="2880" w:hanging="360"/>
+      </w:pPr>
+      <w:rPr>
+        <w:rFonts w:ascii="Wingdings" w:hAnsi="Wingdings" w:hint="default"/>
+        <w:sz w:val="20"/>
+      </w:rPr>
+    </w:lvl>
+    <w:lvl w:ilvl="4" w:tentative="1">
+      <w:start w:val="1"/>
+      <w:numFmt w:val="bullet"/>
+      <w:lvlText w:val=""/>
+      <w:lvlJc w:val="left"/>
+      <w:pPr>
+        <w:tabs>
+          <w:tab w:val="num" w:pos="3600"/>
+        </w:tabs>
+        <w:ind w:left="3600" w:hanging="360"/>
+      </w:pPr>
+      <w:rPr>
+        <w:rFonts w:ascii="Wingdings" w:hAnsi="Wingdings" w:hint="default"/>
+        <w:sz w:val="20"/>
+      </w:rPr>
+    </w:lvl>
+    <w:lvl w:ilvl="5" w:tentative="1">
+      <w:start w:val="1"/>
+      <w:numFmt w:val="bullet"/>
+      <w:lvlText w:val=""/>
+      <w:lvlJc w:val="left"/>
+      <w:pPr>
+        <w:tabs>
+          <w:tab w:val="num" w:pos="4320"/>
+        </w:tabs>
+        <w:ind w:left="4320" w:hanging="360"/>
+      </w:pPr>
+      <w:rPr>
+        <w:rFonts w:ascii="Wingdings" w:hAnsi="Wingdings" w:hint="default"/>
+        <w:sz w:val="20"/>
+      </w:rPr>
+    </w:lvl>
+    <w:lvl w:ilvl="6" w:tentative="1">
+      <w:start w:val="1"/>
+      <w:numFmt w:val="bullet"/>
+      <w:lvlText w:val=""/>
+      <w:lvlJc w:val="left"/>
+      <w:pPr>
+        <w:tabs>
+          <w:tab w:val="num" w:pos="5040"/>
+        </w:tabs>
+        <w:ind w:left="5040" w:hanging="360"/>
+      </w:pPr>
+      <w:rPr>
+        <w:rFonts w:ascii="Wingdings" w:hAnsi="Wingdings" w:hint="default"/>
+        <w:sz w:val="20"/>
+      </w:rPr>
+    </w:lvl>
+    <w:lvl w:ilvl="7" w:tentative="1">
+      <w:start w:val="1"/>
+      <w:numFmt w:val="bullet"/>
+      <w:lvlText w:val=""/>
+      <w:lvlJc w:val="left"/>
+      <w:pPr>
+        <w:tabs>
+          <w:tab w:val="num" w:pos="5760"/>
+        </w:tabs>
+        <w:ind w:left="5760" w:hanging="360"/>
+      </w:pPr>
+      <w:rPr>
+        <w:rFonts w:ascii="Wingdings" w:hAnsi="Wingdings" w:hint="default"/>
+        <w:sz w:val="20"/>
+      </w:rPr>
+    </w:lvl>
+    <w:lvl w:ilvl="8" w:tentative="1">
+      <w:start w:val="1"/>
+      <w:numFmt w:val="bullet"/>
+      <w:lvlText w:val=""/>
+      <w:lvlJc w:val="left"/>
+      <w:pPr>
+        <w:tabs>
+          <w:tab w:val="num" w:pos="6480"/>
+        </w:tabs>
+        <w:ind w:left="6480" w:hanging="360"/>
+      </w:pPr>
+      <w:rPr>
+        <w:rFonts w:ascii="Wingdings" w:hAnsi="Wingdings" w:hint="default"/>
+        <w:sz w:val="20"/>
+      </w:rPr>
+    </w:lvl>
+  </w:abstractNum>
+  <w:abstractNum w:abstractNumId="18" w15:restartNumberingAfterBreak="0">
+    <w:nsid w:val="4D267E22"/>
+    <w:multiLevelType w:val="multilevel"/>
+    <w:tmpl w:val="5DE2235C"/>
+    <w:lvl w:ilvl="0">
+      <w:start w:val="1"/>
+      <w:numFmt w:val="decimal"/>
+      <w:lvlText w:val="%1."/>
+      <w:lvlJc w:val="left"/>
+      <w:pPr>
+        <w:tabs>
+          <w:tab w:val="num" w:pos="720"/>
+        </w:tabs>
+        <w:ind w:left="720" w:hanging="360"/>
+      </w:pPr>
+    </w:lvl>
+    <w:lvl w:ilvl="1" w:tentative="1">
+      <w:start w:val="1"/>
+      <w:numFmt w:val="decimal"/>
+      <w:lvlText w:val="%2."/>
+      <w:lvlJc w:val="left"/>
+      <w:pPr>
+        <w:tabs>
+          <w:tab w:val="num" w:pos="1440"/>
+        </w:tabs>
+        <w:ind w:left="1440" w:hanging="360"/>
+      </w:pPr>
+    </w:lvl>
+    <w:lvl w:ilvl="2" w:tentative="1">
+      <w:start w:val="1"/>
+      <w:numFmt w:val="decimal"/>
+      <w:lvlText w:val="%3."/>
+      <w:lvlJc w:val="left"/>
+      <w:pPr>
+        <w:tabs>
+          <w:tab w:val="num" w:pos="2160"/>
+        </w:tabs>
+        <w:ind w:left="2160" w:hanging="360"/>
+      </w:pPr>
+    </w:lvl>
+    <w:lvl w:ilvl="3" w:tentative="1">
+      <w:start w:val="1"/>
+      <w:numFmt w:val="decimal"/>
+      <w:lvlText w:val="%4."/>
+      <w:lvlJc w:val="left"/>
+      <w:pPr>
+        <w:tabs>
+          <w:tab w:val="num" w:pos="2880"/>
+        </w:tabs>
+        <w:ind w:left="2880" w:hanging="360"/>
+      </w:pPr>
+    </w:lvl>
+    <w:lvl w:ilvl="4" w:tentative="1">
+      <w:start w:val="1"/>
+      <w:numFmt w:val="decimal"/>
+      <w:lvlText w:val="%5."/>
+      <w:lvlJc w:val="left"/>
+      <w:pPr>
+        <w:tabs>
+          <w:tab w:val="num" w:pos="3600"/>
+        </w:tabs>
+        <w:ind w:left="3600" w:hanging="360"/>
+      </w:pPr>
+    </w:lvl>
+    <w:lvl w:ilvl="5" w:tentative="1">
+      <w:start w:val="1"/>
+      <w:numFmt w:val="decimal"/>
+      <w:lvlText w:val="%6."/>
+      <w:lvlJc w:val="left"/>
+      <w:pPr>
+        <w:tabs>
+          <w:tab w:val="num" w:pos="4320"/>
+        </w:tabs>
+        <w:ind w:left="4320" w:hanging="360"/>
+      </w:pPr>
+    </w:lvl>
+    <w:lvl w:ilvl="6" w:tentative="1">
+      <w:start w:val="1"/>
+      <w:numFmt w:val="decimal"/>
+      <w:lvlText w:val="%7."/>
+      <w:lvlJc w:val="left"/>
+      <w:pPr>
+        <w:tabs>
+          <w:tab w:val="num" w:pos="5040"/>
+        </w:tabs>
+        <w:ind w:left="5040" w:hanging="360"/>
+      </w:pPr>
+    </w:lvl>
+    <w:lvl w:ilvl="7" w:tentative="1">
+      <w:start w:val="1"/>
+      <w:numFmt w:val="decimal"/>
+      <w:lvlText w:val="%8."/>
+      <w:lvlJc w:val="left"/>
+      <w:pPr>
+        <w:tabs>
+          <w:tab w:val="num" w:pos="5760"/>
+        </w:tabs>
+        <w:ind w:left="5760" w:hanging="360"/>
+      </w:pPr>
+    </w:lvl>
+    <w:lvl w:ilvl="8" w:tentative="1">
+      <w:start w:val="1"/>
+      <w:numFmt w:val="decimal"/>
+      <w:lvlText w:val="%9."/>
+      <w:lvlJc w:val="left"/>
+      <w:pPr>
+        <w:tabs>
+          <w:tab w:val="num" w:pos="6480"/>
+        </w:tabs>
+        <w:ind w:left="6480" w:hanging="360"/>
+      </w:pPr>
+    </w:lvl>
+  </w:abstractNum>
+  <w:abstractNum w:abstractNumId="19" w15:restartNumberingAfterBreak="0">
+    <w:nsid w:val="4EBE14C8"/>
+    <w:multiLevelType w:val="multilevel"/>
+    <w:tmpl w:val="F4D88E6C"/>
+    <w:lvl w:ilvl="0">
+      <w:start w:val="1"/>
+      <w:numFmt w:val="bullet"/>
+      <w:lvlText w:val=""/>
+      <w:lvlJc w:val="left"/>
+      <w:pPr>
+        <w:tabs>
+          <w:tab w:val="num" w:pos="720"/>
+        </w:tabs>
+        <w:ind w:left="720" w:hanging="360"/>
+      </w:pPr>
+      <w:rPr>
+        <w:rFonts w:ascii="Symbol" w:hAnsi="Symbol" w:hint="default"/>
+        <w:sz w:val="20"/>
+      </w:rPr>
+    </w:lvl>
+    <w:lvl w:ilvl="1" w:tentative="1">
+      <w:start w:val="1"/>
+      <w:numFmt w:val="bullet"/>
+      <w:lvlText w:val="o"/>
+      <w:lvlJc w:val="left"/>
+      <w:pPr>
+        <w:tabs>
+          <w:tab w:val="num" w:pos="1440"/>
+        </w:tabs>
+        <w:ind w:left="1440" w:hanging="360"/>
+      </w:pPr>
+      <w:rPr>
+        <w:rFonts w:ascii="Courier New" w:hAnsi="Courier New" w:hint="default"/>
+        <w:sz w:val="20"/>
+      </w:rPr>
+    </w:lvl>
+    <w:lvl w:ilvl="2" w:tentative="1">
+      <w:start w:val="1"/>
+      <w:numFmt w:val="bullet"/>
+      <w:lvlText w:val=""/>
+      <w:lvlJc w:val="left"/>
+      <w:pPr>
+        <w:tabs>
+          <w:tab w:val="num" w:pos="2160"/>
+        </w:tabs>
+        <w:ind w:left="2160" w:hanging="360"/>
+      </w:pPr>
+      <w:rPr>
+        <w:rFonts w:ascii="Wingdings" w:hAnsi="Wingdings" w:hint="default"/>
+        <w:sz w:val="20"/>
+      </w:rPr>
+    </w:lvl>
+    <w:lvl w:ilvl="3" w:tentative="1">
+      <w:start w:val="1"/>
+      <w:numFmt w:val="bullet"/>
+      <w:lvlText w:val=""/>
+      <w:lvlJc w:val="left"/>
+      <w:pPr>
+        <w:tabs>
+          <w:tab w:val="num" w:pos="2880"/>
+        </w:tabs>
+        <w:ind w:left="2880" w:hanging="360"/>
+      </w:pPr>
+      <w:rPr>
+        <w:rFonts w:ascii="Wingdings" w:hAnsi="Wingdings" w:hint="default"/>
+        <w:sz w:val="20"/>
+      </w:rPr>
+    </w:lvl>
+    <w:lvl w:ilvl="4" w:tentative="1">
+      <w:start w:val="1"/>
+      <w:numFmt w:val="bullet"/>
+      <w:lvlText w:val=""/>
+      <w:lvlJc w:val="left"/>
+      <w:pPr>
+        <w:tabs>
+          <w:tab w:val="num" w:pos="3600"/>
+        </w:tabs>
+        <w:ind w:left="3600" w:hanging="360"/>
+      </w:pPr>
+      <w:rPr>
+        <w:rFonts w:ascii="Wingdings" w:hAnsi="Wingdings" w:hint="default"/>
+        <w:sz w:val="20"/>
+      </w:rPr>
+    </w:lvl>
+    <w:lvl w:ilvl="5" w:tentative="1">
+      <w:start w:val="1"/>
+      <w:numFmt w:val="bullet"/>
+      <w:lvlText w:val=""/>
+      <w:lvlJc w:val="left"/>
+      <w:pPr>
+        <w:tabs>
+          <w:tab w:val="num" w:pos="4320"/>
+        </w:tabs>
+        <w:ind w:left="4320" w:hanging="360"/>
+      </w:pPr>
+      <w:rPr>
+        <w:rFonts w:ascii="Wingdings" w:hAnsi="Wingdings" w:hint="default"/>
+        <w:sz w:val="20"/>
+      </w:rPr>
+    </w:lvl>
+    <w:lvl w:ilvl="6" w:tentative="1">
+      <w:start w:val="1"/>
+      <w:numFmt w:val="bullet"/>
+      <w:lvlText w:val=""/>
+      <w:lvlJc w:val="left"/>
+      <w:pPr>
+        <w:tabs>
+          <w:tab w:val="num" w:pos="5040"/>
+        </w:tabs>
+        <w:ind w:left="5040" w:hanging="360"/>
+      </w:pPr>
+      <w:rPr>
+        <w:rFonts w:ascii="Wingdings" w:hAnsi="Wingdings" w:hint="default"/>
+        <w:sz w:val="20"/>
+      </w:rPr>
+    </w:lvl>
+    <w:lvl w:ilvl="7" w:tentative="1">
+      <w:start w:val="1"/>
+      <w:numFmt w:val="bullet"/>
+      <w:lvlText w:val=""/>
+      <w:lvlJc w:val="left"/>
+      <w:pPr>
+        <w:tabs>
+          <w:tab w:val="num" w:pos="5760"/>
+        </w:tabs>
+        <w:ind w:left="5760" w:hanging="360"/>
+      </w:pPr>
+      <w:rPr>
+        <w:rFonts w:ascii="Wingdings" w:hAnsi="Wingdings" w:hint="default"/>
+        <w:sz w:val="20"/>
+      </w:rPr>
+    </w:lvl>
+    <w:lvl w:ilvl="8" w:tentative="1">
+      <w:start w:val="1"/>
+      <w:numFmt w:val="bullet"/>
+      <w:lvlText w:val=""/>
+      <w:lvlJc w:val="left"/>
+      <w:pPr>
+        <w:tabs>
+          <w:tab w:val="num" w:pos="6480"/>
+        </w:tabs>
+        <w:ind w:left="6480" w:hanging="360"/>
+      </w:pPr>
+      <w:rPr>
+        <w:rFonts w:ascii="Wingdings" w:hAnsi="Wingdings" w:hint="default"/>
+        <w:sz w:val="20"/>
+      </w:rPr>
+    </w:lvl>
+  </w:abstractNum>
+  <w:abstractNum w:abstractNumId="20" w15:restartNumberingAfterBreak="0">
     <w:nsid w:val="4F594225"/>
     <w:multiLevelType w:val="multilevel"/>
     <w:tmpl w:val="A9E2EDC8"/>
@@ -5111,7 +7043,120 @@
       </w:rPr>
     </w:lvl>
   </w:abstractNum>
-  <w:abstractNum w:abstractNumId="14" w15:restartNumberingAfterBreak="0">
+  <w:abstractNum w:abstractNumId="21" w15:restartNumberingAfterBreak="0">
+    <w:nsid w:val="516026B5"/>
+    <w:multiLevelType w:val="multilevel"/>
+    <w:tmpl w:val="50648AC8"/>
+    <w:lvl w:ilvl="0">
+      <w:start w:val="1"/>
+      <w:numFmt w:val="decimal"/>
+      <w:lvlText w:val="%1."/>
+      <w:lvlJc w:val="left"/>
+      <w:pPr>
+        <w:tabs>
+          <w:tab w:val="num" w:pos="720"/>
+        </w:tabs>
+        <w:ind w:left="720" w:hanging="360"/>
+      </w:pPr>
+    </w:lvl>
+    <w:lvl w:ilvl="1" w:tentative="1">
+      <w:start w:val="1"/>
+      <w:numFmt w:val="decimal"/>
+      <w:lvlText w:val="%2."/>
+      <w:lvlJc w:val="left"/>
+      <w:pPr>
+        <w:tabs>
+          <w:tab w:val="num" w:pos="1440"/>
+        </w:tabs>
+        <w:ind w:left="1440" w:hanging="360"/>
+      </w:pPr>
+    </w:lvl>
+    <w:lvl w:ilvl="2" w:tentative="1">
+      <w:start w:val="1"/>
+      <w:numFmt w:val="decimal"/>
+      <w:lvlText w:val="%3."/>
+      <w:lvlJc w:val="left"/>
+      <w:pPr>
+        <w:tabs>
+          <w:tab w:val="num" w:pos="2160"/>
+        </w:tabs>
+        <w:ind w:left="2160" w:hanging="360"/>
+      </w:pPr>
+    </w:lvl>
+    <w:lvl w:ilvl="3" w:tentative="1">
+      <w:start w:val="1"/>
+      <w:numFmt w:val="decimal"/>
+      <w:lvlText w:val="%4."/>
+      <w:lvlJc w:val="left"/>
+      <w:pPr>
+        <w:tabs>
+          <w:tab w:val="num" w:pos="2880"/>
+        </w:tabs>
+        <w:ind w:left="2880" w:hanging="360"/>
+      </w:pPr>
+    </w:lvl>
+    <w:lvl w:ilvl="4" w:tentative="1">
+      <w:start w:val="1"/>
+      <w:numFmt w:val="decimal"/>
+      <w:lvlText w:val="%5."/>
+      <w:lvlJc w:val="left"/>
+      <w:pPr>
+        <w:tabs>
+          <w:tab w:val="num" w:pos="3600"/>
+        </w:tabs>
+        <w:ind w:left="3600" w:hanging="360"/>
+      </w:pPr>
+    </w:lvl>
+    <w:lvl w:ilvl="5" w:tentative="1">
+      <w:start w:val="1"/>
+      <w:numFmt w:val="decimal"/>
+      <w:lvlText w:val="%6."/>
+      <w:lvlJc w:val="left"/>
+      <w:pPr>
+        <w:tabs>
+          <w:tab w:val="num" w:pos="4320"/>
+        </w:tabs>
+        <w:ind w:left="4320" w:hanging="360"/>
+      </w:pPr>
+    </w:lvl>
+    <w:lvl w:ilvl="6" w:tentative="1">
+      <w:start w:val="1"/>
+      <w:numFmt w:val="decimal"/>
+      <w:lvlText w:val="%7."/>
+      <w:lvlJc w:val="left"/>
+      <w:pPr>
+        <w:tabs>
+          <w:tab w:val="num" w:pos="5040"/>
+        </w:tabs>
+        <w:ind w:left="5040" w:hanging="360"/>
+      </w:pPr>
+    </w:lvl>
+    <w:lvl w:ilvl="7" w:tentative="1">
+      <w:start w:val="1"/>
+      <w:numFmt w:val="decimal"/>
+      <w:lvlText w:val="%8."/>
+      <w:lvlJc w:val="left"/>
+      <w:pPr>
+        <w:tabs>
+          <w:tab w:val="num" w:pos="5760"/>
+        </w:tabs>
+        <w:ind w:left="5760" w:hanging="360"/>
+      </w:pPr>
+    </w:lvl>
+    <w:lvl w:ilvl="8" w:tentative="1">
+      <w:start w:val="1"/>
+      <w:numFmt w:val="decimal"/>
+      <w:lvlText w:val="%9."/>
+      <w:lvlJc w:val="left"/>
+      <w:pPr>
+        <w:tabs>
+          <w:tab w:val="num" w:pos="6480"/>
+        </w:tabs>
+        <w:ind w:left="6480" w:hanging="360"/>
+      </w:pPr>
+    </w:lvl>
+  </w:abstractNum>
+  <w:abstractNum w:abstractNumId="22" w15:restartNumberingAfterBreak="0">
     <w:nsid w:val="53F244A1"/>
     <w:multiLevelType w:val="multilevel"/>
     <w:tmpl w:val="51CEA788"/>
@@ -5260,7 +7305,7 @@
       </w:rPr>
     </w:lvl>
   </w:abstractNum>
-  <w:abstractNum w:abstractNumId="15" w15:restartNumberingAfterBreak="0">
+  <w:abstractNum w:abstractNumId="23" w15:restartNumberingAfterBreak="0">
     <w:nsid w:val="552818F8"/>
     <w:multiLevelType w:val="multilevel"/>
     <w:tmpl w:val="39F0285E"/>
@@ -5409,7 +7454,7 @@
       </w:rPr>
     </w:lvl>
   </w:abstractNum>
-  <w:abstractNum w:abstractNumId="16" w15:restartNumberingAfterBreak="0">
+  <w:abstractNum w:abstractNumId="24" w15:restartNumberingAfterBreak="0">
     <w:nsid w:val="57343E50"/>
     <w:multiLevelType w:val="multilevel"/>
     <w:tmpl w:val="8286CB48"/>
@@ -5558,7 +7603,7 @@
       </w:rPr>
     </w:lvl>
   </w:abstractNum>
-  <w:abstractNum w:abstractNumId="17" w15:restartNumberingAfterBreak="0">
+  <w:abstractNum w:abstractNumId="25" w15:restartNumberingAfterBreak="0">
     <w:nsid w:val="5DA41A04"/>
     <w:multiLevelType w:val="multilevel"/>
     <w:tmpl w:val="8746F752"/>
@@ -5707,7 +7752,7 @@
       </w:rPr>
     </w:lvl>
   </w:abstractNum>
-  <w:abstractNum w:abstractNumId="18" w15:restartNumberingAfterBreak="0">
+  <w:abstractNum w:abstractNumId="26" w15:restartNumberingAfterBreak="0">
     <w:nsid w:val="66092C16"/>
     <w:multiLevelType w:val="multilevel"/>
     <w:tmpl w:val="2020EE16"/>
@@ -5852,7 +7897,124 @@
       </w:rPr>
     </w:lvl>
   </w:abstractNum>
-  <w:abstractNum w:abstractNumId="19" w15:restartNumberingAfterBreak="0">
+  <w:abstractNum w:abstractNumId="27" w15:restartNumberingAfterBreak="0">
+    <w:nsid w:val="663E14A8"/>
+    <w:multiLevelType w:val="multilevel"/>
+    <w:tmpl w:val="50F64A46"/>
+    <w:lvl w:ilvl="0">
+      <w:start w:val="4"/>
+      <w:numFmt w:val="decimal"/>
+      <w:lvlText w:val="%1."/>
+      <w:lvlJc w:val="left"/>
+      <w:pPr>
+        <w:tabs>
+          <w:tab w:val="num" w:pos="720"/>
+        </w:tabs>
+        <w:ind w:left="720" w:hanging="360"/>
+      </w:pPr>
+    </w:lvl>
+    <w:lvl w:ilvl="1">
+      <w:start w:val="1"/>
+      <w:numFmt w:val="bullet"/>
+      <w:lvlText w:val="o"/>
+      <w:lvlJc w:val="left"/>
+      <w:pPr>
+        <w:tabs>
+          <w:tab w:val="num" w:pos="1440"/>
+        </w:tabs>
+        <w:ind w:left="1440" w:hanging="360"/>
+      </w:pPr>
+      <w:rPr>
+        <w:rFonts w:ascii="Courier New" w:hAnsi="Courier New" w:hint="default"/>
+        <w:sz w:val="20"/>
+      </w:rPr>
+    </w:lvl>
+    <w:lvl w:ilvl="2" w:tentative="1">
+      <w:start w:val="1"/>
+      <w:numFmt w:val="decimal"/>
+      <w:lvlText w:val="%3."/>
+      <w:lvlJc w:val="left"/>
+      <w:pPr>
+        <w:tabs>
+          <w:tab w:val="num" w:pos="2160"/>
+        </w:tabs>
+        <w:ind w:left="2160" w:hanging="360"/>
+      </w:pPr>
+    </w:lvl>
+    <w:lvl w:ilvl="3" w:tentative="1">
+      <w:start w:val="1"/>
+      <w:numFmt w:val="decimal"/>
+      <w:lvlText w:val="%4."/>
+      <w:lvlJc w:val="left"/>
+      <w:pPr>
+        <w:tabs>
+          <w:tab w:val="num" w:pos="2880"/>
+        </w:tabs>
+        <w:ind w:left="2880" w:hanging="360"/>
+      </w:pPr>
+    </w:lvl>
+    <w:lvl w:ilvl="4" w:tentative="1">
+      <w:start w:val="1"/>
+      <w:numFmt w:val="decimal"/>
+      <w:lvlText w:val="%5."/>
+      <w:lvlJc w:val="left"/>
+      <w:pPr>
+        <w:tabs>
+          <w:tab w:val="num" w:pos="3600"/>
+        </w:tabs>
+        <w:ind w:left="3600" w:hanging="360"/>
+      </w:pPr>
+    </w:lvl>
+    <w:lvl w:ilvl="5" w:tentative="1">
+      <w:start w:val="1"/>
+      <w:numFmt w:val="decimal"/>
+      <w:lvlText w:val="%6."/>
+      <w:lvlJc w:val="left"/>
+      <w:pPr>
+        <w:tabs>
+          <w:tab w:val="num" w:pos="4320"/>
+        </w:tabs>
+        <w:ind w:left="4320" w:hanging="360"/>
+      </w:pPr>
+    </w:lvl>
+    <w:lvl w:ilvl="6" w:tentative="1">
+      <w:start w:val="1"/>
+      <w:numFmt w:val="decimal"/>
+      <w:lvlText w:val="%7."/>
+      <w:lvlJc w:val="left"/>
+      <w:pPr>
+        <w:tabs>
+          <w:tab w:val="num" w:pos="5040"/>
+        </w:tabs>
+        <w:ind w:left="5040" w:hanging="360"/>
+      </w:pPr>
+    </w:lvl>
+    <w:lvl w:ilvl="7" w:tentative="1">
+      <w:start w:val="1"/>
+      <w:numFmt w:val="decimal"/>
+      <w:lvlText w:val="%8."/>
+      <w:lvlJc w:val="left"/>
+      <w:pPr>
+        <w:tabs>
+          <w:tab w:val="num" w:pos="5760"/>
+        </w:tabs>
+        <w:ind w:left="5760" w:hanging="360"/>
+      </w:pPr>
+    </w:lvl>
+    <w:lvl w:ilvl="8" w:tentative="1">
+      <w:start w:val="1"/>
+      <w:numFmt w:val="decimal"/>
+      <w:lvlText w:val="%9."/>
+      <w:lvlJc w:val="left"/>
+      <w:pPr>
+        <w:tabs>
+          <w:tab w:val="num" w:pos="6480"/>
+        </w:tabs>
+        <w:ind w:left="6480" w:hanging="360"/>
+      </w:pPr>
+    </w:lvl>
+  </w:abstractNum>
+  <w:abstractNum w:abstractNumId="28" w15:restartNumberingAfterBreak="0">
     <w:nsid w:val="6B654C50"/>
     <w:multiLevelType w:val="multilevel"/>
     <w:tmpl w:val="B11ADFAA"/>
@@ -6001,7 +8163,120 @@
       </w:rPr>
     </w:lvl>
   </w:abstractNum>
-  <w:abstractNum w:abstractNumId="20" w15:restartNumberingAfterBreak="0">
+  <w:abstractNum w:abstractNumId="29" w15:restartNumberingAfterBreak="0">
+    <w:nsid w:val="6C13594A"/>
+    <w:multiLevelType w:val="multilevel"/>
+    <w:tmpl w:val="85266E68"/>
+    <w:lvl w:ilvl="0">
+      <w:start w:val="3"/>
+      <w:numFmt w:val="decimal"/>
+      <w:lvlText w:val="%1."/>
+      <w:lvlJc w:val="left"/>
+      <w:pPr>
+        <w:tabs>
+          <w:tab w:val="num" w:pos="720"/>
+        </w:tabs>
+        <w:ind w:left="720" w:hanging="360"/>
+      </w:pPr>
+    </w:lvl>
+    <w:lvl w:ilvl="1" w:tentative="1">
+      <w:start w:val="1"/>
+      <w:numFmt w:val="decimal"/>
+      <w:lvlText w:val="%2."/>
+      <w:lvlJc w:val="left"/>
+      <w:pPr>
+        <w:tabs>
+          <w:tab w:val="num" w:pos="1440"/>
+        </w:tabs>
+        <w:ind w:left="1440" w:hanging="360"/>
+      </w:pPr>
+    </w:lvl>
+    <w:lvl w:ilvl="2" w:tentative="1">
+      <w:start w:val="1"/>
+      <w:numFmt w:val="decimal"/>
+      <w:lvlText w:val="%3."/>
+      <w:lvlJc w:val="left"/>
+      <w:pPr>
+        <w:tabs>
+          <w:tab w:val="num" w:pos="2160"/>
+        </w:tabs>
+        <w:ind w:left="2160" w:hanging="360"/>
+      </w:pPr>
+    </w:lvl>
+    <w:lvl w:ilvl="3" w:tentative="1">
+      <w:start w:val="1"/>
+      <w:numFmt w:val="decimal"/>
+      <w:lvlText w:val="%4."/>
+      <w:lvlJc w:val="left"/>
+      <w:pPr>
+        <w:tabs>
+          <w:tab w:val="num" w:pos="2880"/>
+        </w:tabs>
+        <w:ind w:left="2880" w:hanging="360"/>
+      </w:pPr>
+    </w:lvl>
+    <w:lvl w:ilvl="4" w:tentative="1">
+      <w:start w:val="1"/>
+      <w:numFmt w:val="decimal"/>
+      <w:lvlText w:val="%5."/>
+      <w:lvlJc w:val="left"/>
+      <w:pPr>
+        <w:tabs>
+          <w:tab w:val="num" w:pos="3600"/>
+        </w:tabs>
+        <w:ind w:left="3600" w:hanging="360"/>
+      </w:pPr>
+    </w:lvl>
+    <w:lvl w:ilvl="5" w:tentative="1">
+      <w:start w:val="1"/>
+      <w:numFmt w:val="decimal"/>
+      <w:lvlText w:val="%6."/>
+      <w:lvlJc w:val="left"/>
+      <w:pPr>
+        <w:tabs>
+          <w:tab w:val="num" w:pos="4320"/>
+        </w:tabs>
+        <w:ind w:left="4320" w:hanging="360"/>
+      </w:pPr>
+    </w:lvl>
+    <w:lvl w:ilvl="6" w:tentative="1">
+      <w:start w:val="1"/>
+      <w:numFmt w:val="decimal"/>
+      <w:lvlText w:val="%7."/>
+      <w:lvlJc w:val="left"/>
+      <w:pPr>
+        <w:tabs>
+          <w:tab w:val="num" w:pos="5040"/>
+        </w:tabs>
+        <w:ind w:left="5040" w:hanging="360"/>
+      </w:pPr>
+    </w:lvl>
+    <w:lvl w:ilvl="7" w:tentative="1">
+      <w:start w:val="1"/>
+      <w:numFmt w:val="decimal"/>
+      <w:lvlText w:val="%8."/>
+      <w:lvlJc w:val="left"/>
+      <w:pPr>
+        <w:tabs>
+          <w:tab w:val="num" w:pos="5760"/>
+        </w:tabs>
+        <w:ind w:left="5760" w:hanging="360"/>
+      </w:pPr>
+    </w:lvl>
+    <w:lvl w:ilvl="8" w:tentative="1">
+      <w:start w:val="1"/>
+      <w:numFmt w:val="decimal"/>
+      <w:lvlText w:val="%9."/>
+      <w:lvlJc w:val="left"/>
+      <w:pPr>
+        <w:tabs>
+          <w:tab w:val="num" w:pos="6480"/>
+        </w:tabs>
+        <w:ind w:left="6480" w:hanging="360"/>
+      </w:pPr>
+    </w:lvl>
+  </w:abstractNum>
+  <w:abstractNum w:abstractNumId="30" w15:restartNumberingAfterBreak="0">
     <w:nsid w:val="714D7854"/>
     <w:multiLevelType w:val="multilevel"/>
     <w:tmpl w:val="EA72D868"/>
@@ -6114,7 +8389,7 @@
       </w:pPr>
     </w:lvl>
   </w:abstractNum>
-  <w:abstractNum w:abstractNumId="21" w15:restartNumberingAfterBreak="0">
+  <w:abstractNum w:abstractNumId="31" w15:restartNumberingAfterBreak="0">
     <w:nsid w:val="71616428"/>
     <w:multiLevelType w:val="multilevel"/>
     <w:tmpl w:val="2B8867EE"/>
@@ -6231,7 +8506,156 @@
       </w:pPr>
     </w:lvl>
   </w:abstractNum>
-  <w:abstractNum w:abstractNumId="22" w15:restartNumberingAfterBreak="0">
+  <w:abstractNum w:abstractNumId="32" w15:restartNumberingAfterBreak="0">
+    <w:nsid w:val="75993701"/>
+    <w:multiLevelType w:val="multilevel"/>
+    <w:tmpl w:val="CA8856A8"/>
+    <w:lvl w:ilvl="0">
+      <w:start w:val="1"/>
+      <w:numFmt w:val="bullet"/>
+      <w:lvlText w:val=""/>
+      <w:lvlJc w:val="left"/>
+      <w:pPr>
+        <w:tabs>
+          <w:tab w:val="num" w:pos="720"/>
+        </w:tabs>
+        <w:ind w:left="720" w:hanging="360"/>
+      </w:pPr>
+      <w:rPr>
+        <w:rFonts w:ascii="Symbol" w:hAnsi="Symbol" w:hint="default"/>
+        <w:sz w:val="20"/>
+      </w:rPr>
+    </w:lvl>
+    <w:lvl w:ilvl="1">
+      <w:start w:val="1"/>
+      <w:numFmt w:val="bullet"/>
+      <w:lvlText w:val="o"/>
+      <w:lvlJc w:val="left"/>
+      <w:pPr>
+        <w:tabs>
+          <w:tab w:val="num" w:pos="1440"/>
+        </w:tabs>
+        <w:ind w:left="1440" w:hanging="360"/>
+      </w:pPr>
+      <w:rPr>
+        <w:rFonts w:ascii="Courier New" w:hAnsi="Courier New" w:hint="default"/>
+        <w:sz w:val="20"/>
+      </w:rPr>
+    </w:lvl>
+    <w:lvl w:ilvl="2" w:tentative="1">
+      <w:start w:val="1"/>
+      <w:numFmt w:val="bullet"/>
+      <w:lvlText w:val=""/>
+      <w:lvlJc w:val="left"/>
+      <w:pPr>
+        <w:tabs>
+          <w:tab w:val="num" w:pos="2160"/>
+        </w:tabs>
+        <w:ind w:left="2160" w:hanging="360"/>
+      </w:pPr>
+      <w:rPr>
+        <w:rFonts w:ascii="Wingdings" w:hAnsi="Wingdings" w:hint="default"/>
+        <w:sz w:val="20"/>
+      </w:rPr>
+    </w:lvl>
+    <w:lvl w:ilvl="3" w:tentative="1">
+      <w:start w:val="1"/>
+      <w:numFmt w:val="bullet"/>
+      <w:lvlText w:val=""/>
+      <w:lvlJc w:val="left"/>
+      <w:pPr>
+        <w:tabs>
+          <w:tab w:val="num" w:pos="2880"/>
+        </w:tabs>
+        <w:ind w:left="2880" w:hanging="360"/>
+      </w:pPr>
+      <w:rPr>
+        <w:rFonts w:ascii="Wingdings" w:hAnsi="Wingdings" w:hint="default"/>
+        <w:sz w:val="20"/>
+      </w:rPr>
+    </w:lvl>
+    <w:lvl w:ilvl="4" w:tentative="1">
+      <w:start w:val="1"/>
+      <w:numFmt w:val="bullet"/>
+      <w:lvlText w:val=""/>
+      <w:lvlJc w:val="left"/>
+      <w:pPr>
+        <w:tabs>
+          <w:tab w:val="num" w:pos="3600"/>
+        </w:tabs>
+        <w:ind w:left="3600" w:hanging="360"/>
+      </w:pPr>
+      <w:rPr>
+        <w:rFonts w:ascii="Wingdings" w:hAnsi="Wingdings" w:hint="default"/>
+        <w:sz w:val="20"/>
+      </w:rPr>
+    </w:lvl>
+    <w:lvl w:ilvl="5" w:tentative="1">
+      <w:start w:val="1"/>
+      <w:numFmt w:val="bullet"/>
+      <w:lvlText w:val=""/>
+      <w:lvlJc w:val="left"/>
+      <w:pPr>
+        <w:tabs>
+          <w:tab w:val="num" w:pos="4320"/>
+        </w:tabs>
+        <w:ind w:left="4320" w:hanging="360"/>
+      </w:pPr>
+      <w:rPr>
+        <w:rFonts w:ascii="Wingdings" w:hAnsi="Wingdings" w:hint="default"/>
+        <w:sz w:val="20"/>
+      </w:rPr>
+    </w:lvl>
+    <w:lvl w:ilvl="6" w:tentative="1">
+      <w:start w:val="1"/>
+      <w:numFmt w:val="bullet"/>
+      <w:lvlText w:val=""/>
+      <w:lvlJc w:val="left"/>
+      <w:pPr>
+        <w:tabs>
+          <w:tab w:val="num" w:pos="5040"/>
+        </w:tabs>
+        <w:ind w:left="5040" w:hanging="360"/>
+      </w:pPr>
+      <w:rPr>
+        <w:rFonts w:ascii="Wingdings" w:hAnsi="Wingdings" w:hint="default"/>
+        <w:sz w:val="20"/>
+      </w:rPr>
+    </w:lvl>
+    <w:lvl w:ilvl="7" w:tentative="1">
+      <w:start w:val="1"/>
+      <w:numFmt w:val="bullet"/>
+      <w:lvlText w:val=""/>
+      <w:lvlJc w:val="left"/>
+      <w:pPr>
+        <w:tabs>
+          <w:tab w:val="num" w:pos="5760"/>
+        </w:tabs>
+        <w:ind w:left="5760" w:hanging="360"/>
+      </w:pPr>
+      <w:rPr>
+        <w:rFonts w:ascii="Wingdings" w:hAnsi="Wingdings" w:hint="default"/>
+        <w:sz w:val="20"/>
+      </w:rPr>
+    </w:lvl>
+    <w:lvl w:ilvl="8" w:tentative="1">
+      <w:start w:val="1"/>
+      <w:numFmt w:val="bullet"/>
+      <w:lvlText w:val=""/>
+      <w:lvlJc w:val="left"/>
+      <w:pPr>
+        <w:tabs>
+          <w:tab w:val="num" w:pos="6480"/>
+        </w:tabs>
+        <w:ind w:left="6480" w:hanging="360"/>
+      </w:pPr>
+      <w:rPr>
+        <w:rFonts w:ascii="Wingdings" w:hAnsi="Wingdings" w:hint="default"/>
+        <w:sz w:val="20"/>
+      </w:rPr>
+    </w:lvl>
+  </w:abstractNum>
+  <w:abstractNum w:abstractNumId="33" w15:restartNumberingAfterBreak="0">
     <w:nsid w:val="78BF7ED2"/>
     <w:multiLevelType w:val="multilevel"/>
     <w:tmpl w:val="211C81AC"/>
@@ -6380,7 +8804,7 @@
       </w:rPr>
     </w:lvl>
   </w:abstractNum>
-  <w:abstractNum w:abstractNumId="23" w15:restartNumberingAfterBreak="0">
+  <w:abstractNum w:abstractNumId="34" w15:restartNumberingAfterBreak="0">
     <w:nsid w:val="79B8508B"/>
     <w:multiLevelType w:val="multilevel"/>
     <w:tmpl w:val="7878FBAA"/>
@@ -6529,7 +8953,7 @@
       </w:rPr>
     </w:lvl>
   </w:abstractNum>
-  <w:abstractNum w:abstractNumId="24" w15:restartNumberingAfterBreak="0">
+  <w:abstractNum w:abstractNumId="35" w15:restartNumberingAfterBreak="0">
     <w:nsid w:val="7A817E90"/>
     <w:multiLevelType w:val="multilevel"/>
     <w:tmpl w:val="51408756"/>
@@ -6678,7 +9102,7 @@
       </w:rPr>
     </w:lvl>
   </w:abstractNum>
-  <w:abstractNum w:abstractNumId="25" w15:restartNumberingAfterBreak="0">
+  <w:abstractNum w:abstractNumId="36" w15:restartNumberingAfterBreak="0">
     <w:nsid w:val="7EED12E8"/>
     <w:multiLevelType w:val="multilevel"/>
     <w:tmpl w:val="0F7A260C"/>
@@ -6828,40 +9252,40 @@
     </w:lvl>
   </w:abstractNum>
   <w:num w:numId="1" w16cid:durableId="1539853691">
+    <w:abstractNumId w:val="22"/>
+  </w:num>
+  <w:num w:numId="2" w16cid:durableId="1910068431">
+    <w:abstractNumId w:val="8"/>
+  </w:num>
+  <w:num w:numId="3" w16cid:durableId="1761026890">
+    <w:abstractNumId w:val="20"/>
+  </w:num>
+  <w:num w:numId="4" w16cid:durableId="800196115">
+    <w:abstractNumId w:val="34"/>
+  </w:num>
+  <w:num w:numId="5" w16cid:durableId="50882063">
     <w:abstractNumId w:val="14"/>
   </w:num>
-  <w:num w:numId="2" w16cid:durableId="1910068431">
-    <w:abstractNumId w:val="4"/>
+  <w:num w:numId="6" w16cid:durableId="1667325622">
+    <w:abstractNumId w:val="3"/>
   </w:num>
-  <w:num w:numId="3" w16cid:durableId="1761026890">
+  <w:num w:numId="7" w16cid:durableId="302658135">
+    <w:abstractNumId w:val="10"/>
+  </w:num>
+  <w:num w:numId="8" w16cid:durableId="60101440">
+    <w:abstractNumId w:val="28"/>
+  </w:num>
+  <w:num w:numId="9" w16cid:durableId="1606032673">
     <w:abstractNumId w:val="13"/>
   </w:num>
-  <w:num w:numId="4" w16cid:durableId="800196115">
-    <w:abstractNumId w:val="23"/>
-  </w:num>
-  <w:num w:numId="5" w16cid:durableId="50882063">
-    <w:abstractNumId w:val="10"/>
-  </w:num>
-  <w:num w:numId="6" w16cid:durableId="1667325622">
-    <w:abstractNumId w:val="1"/>
-  </w:num>
-  <w:num w:numId="7" w16cid:durableId="302658135">
-    <w:abstractNumId w:val="6"/>
-  </w:num>
-  <w:num w:numId="8" w16cid:durableId="60101440">
-    <w:abstractNumId w:val="19"/>
-  </w:num>
-  <w:num w:numId="9" w16cid:durableId="1606032673">
+  <w:num w:numId="10" w16cid:durableId="238683441">
     <w:abstractNumId w:val="9"/>
   </w:num>
-  <w:num w:numId="10" w16cid:durableId="238683441">
-    <w:abstractNumId w:val="5"/>
-  </w:num>
   <w:num w:numId="11" w16cid:durableId="689188269">
-    <w:abstractNumId w:val="18"/>
+    <w:abstractNumId w:val="26"/>
   </w:num>
   <w:num w:numId="12" w16cid:durableId="69468588">
-    <w:abstractNumId w:val="18"/>
+    <w:abstractNumId w:val="26"/>
     <w:lvlOverride w:ilvl="1">
       <w:lvl w:ilvl="1">
         <w:numFmt w:val="bullet"/>
@@ -6881,49 +9305,82 @@
     </w:lvlOverride>
   </w:num>
   <w:num w:numId="13" w16cid:durableId="875124531">
+    <w:abstractNumId w:val="15"/>
+  </w:num>
+  <w:num w:numId="14" w16cid:durableId="2090688168">
+    <w:abstractNumId w:val="36"/>
+  </w:num>
+  <w:num w:numId="15" w16cid:durableId="2129087147">
+    <w:abstractNumId w:val="5"/>
+  </w:num>
+  <w:num w:numId="16" w16cid:durableId="1026172985">
+    <w:abstractNumId w:val="16"/>
+  </w:num>
+  <w:num w:numId="17" w16cid:durableId="194394888">
+    <w:abstractNumId w:val="24"/>
+  </w:num>
+  <w:num w:numId="18" w16cid:durableId="1926912056">
+    <w:abstractNumId w:val="23"/>
+  </w:num>
+  <w:num w:numId="19" w16cid:durableId="386610971">
     <w:abstractNumId w:val="11"/>
   </w:num>
-  <w:num w:numId="14" w16cid:durableId="2090688168">
+  <w:num w:numId="20" w16cid:durableId="1288660288">
+    <w:abstractNumId w:val="12"/>
+  </w:num>
+  <w:num w:numId="21" w16cid:durableId="1367022029">
+    <w:abstractNumId w:val="7"/>
+  </w:num>
+  <w:num w:numId="22" w16cid:durableId="1383552144">
+    <w:abstractNumId w:val="30"/>
+  </w:num>
+  <w:num w:numId="23" w16cid:durableId="915211256">
+    <w:abstractNumId w:val="31"/>
+  </w:num>
+  <w:num w:numId="24" w16cid:durableId="1370644466">
     <w:abstractNumId w:val="25"/>
   </w:num>
-  <w:num w:numId="15" w16cid:durableId="2129087147">
+  <w:num w:numId="25" w16cid:durableId="1351225134">
+    <w:abstractNumId w:val="1"/>
+  </w:num>
+  <w:num w:numId="26" w16cid:durableId="719790835">
+    <w:abstractNumId w:val="35"/>
+  </w:num>
+  <w:num w:numId="27" w16cid:durableId="19167269">
+    <w:abstractNumId w:val="33"/>
+  </w:num>
+  <w:num w:numId="28" w16cid:durableId="772476426">
+    <w:abstractNumId w:val="19"/>
+  </w:num>
+  <w:num w:numId="29" w16cid:durableId="1569918476">
+    <w:abstractNumId w:val="21"/>
+  </w:num>
+  <w:num w:numId="30" w16cid:durableId="376976130">
+    <w:abstractNumId w:val="4"/>
+  </w:num>
+  <w:num w:numId="31" w16cid:durableId="1294825656">
+    <w:abstractNumId w:val="0"/>
+  </w:num>
+  <w:num w:numId="32" w16cid:durableId="353651589">
     <w:abstractNumId w:val="2"/>
   </w:num>
-  <w:num w:numId="16" w16cid:durableId="1026172985">
-    <w:abstractNumId w:val="12"/>
+  <w:num w:numId="33" w16cid:durableId="2052918258">
+    <w:abstractNumId w:val="29"/>
   </w:num>
-  <w:num w:numId="17" w16cid:durableId="194394888">
-    <w:abstractNumId w:val="16"/>
+  <w:num w:numId="34" w16cid:durableId="1578632177">
+    <w:abstractNumId w:val="27"/>
   </w:num>
-  <w:num w:numId="18" w16cid:durableId="1926912056">
-    <w:abstractNumId w:val="15"/>
+  <w:num w:numId="35" w16cid:durableId="2032757111">
+    <w:abstractNumId w:val="32"/>
   </w:num>
-  <w:num w:numId="19" w16cid:durableId="386610971">
-    <w:abstractNumId w:val="7"/>
+  <w:num w:numId="36" w16cid:durableId="2041470709">
+    <w:abstractNumId w:val="18"/>
   </w:num>
-  <w:num w:numId="20" w16cid:durableId="1288660288">
-    <w:abstractNumId w:val="8"/>
+  <w:num w:numId="37" w16cid:durableId="889270523">
+    <w:abstractNumId w:val="6"/>
   </w:num>
-  <w:num w:numId="21" w16cid:durableId="1367022029">
-    <w:abstractNumId w:val="3"/>
-  </w:num>
-  <w:num w:numId="22" w16cid:durableId="1383552144">
-    <w:abstractNumId w:val="20"/>
-  </w:num>
-  <w:num w:numId="23" w16cid:durableId="915211256">
-    <w:abstractNumId w:val="21"/>
-  </w:num>
-  <w:num w:numId="24" w16cid:durableId="1370644466">
+  <w:num w:numId="38" w16cid:durableId="215433620">
     <w:abstractNumId w:val="17"/>
-  </w:num>
-  <w:num w:numId="25" w16cid:durableId="1351225134">
-    <w:abstractNumId w:val="0"/>
-  </w:num>
-  <w:num w:numId="26" w16cid:durableId="719790835">
-    <w:abstractNumId w:val="24"/>
-  </w:num>
-  <w:num w:numId="27" w16cid:durableId="19167269">
-    <w:abstractNumId w:val="22"/>
   </w:num>
 </w:numbering>
 </file>
@@ -7531,7 +9988,6 @@
   <w:style w:type="character" w:default="1" w:styleId="DefaultParagraphFont">
     <w:name w:val="Default Paragraph Font"/>
     <w:uiPriority w:val="1"/>
-    <w:semiHidden/>
     <w:unhideWhenUsed/>
   </w:style>
   <w:style w:type="table" w:default="1" w:styleId="TableNormal">
